--- a/report/Digital Literacy Project Report.docx
+++ b/report/Digital Literacy Project Report.docx
@@ -1,433 +1,1984 @@
 
 <file path=word/document.xml><?xml version="1.0" encoding="utf-8"?>
-<w:document xmlns:wpc="http://schemas.microsoft.com/office/word/2010/wordprocessingCanvas" xmlns:cx="http://schemas.microsoft.com/office/drawing/2014/chartex" xmlns:cx1="http://schemas.microsoft.com/office/drawing/2015/9/8/chartex" xmlns:cx2="http://schemas.microsoft.com/office/drawing/2015/10/21/chartex" xmlns:cx3="http://schemas.microsoft.com/office/drawing/2016/5/9/chartex" xmlns:cx4="http://schemas.microsoft.com/office/drawing/2016/5/10/chartex" xmlns:cx5="http://schemas.microsoft.com/office/drawing/2016/5/11/chartex" xmlns:cx6="http://schemas.microsoft.com/office/drawing/2016/5/12/chartex" xmlns:cx7="http://schemas.microsoft.com/office/drawing/2016/5/13/chartex" xmlns:cx8="http://schemas.microsoft.com/office/drawing/2016/5/14/chartex" xmlns:mc="http://schemas.openxmlformats.org/markup-compatibility/2006" xmlns:aink="http://schemas.microsoft.com/office/drawing/2016/ink" xmlns:am3d="http://schemas.microsoft.com/office/drawing/2017/model3d" xmlns:o="urn:schemas-microsoft-com:office:office" xmlns:oel="http://schemas.microsoft.com/office/2019/extlst" xmlns:r="http://schemas.openxmlformats.org/officeDocument/2006/relationships" xmlns:m="http://schemas.openxmlformats.org/officeDocument/2006/math" xmlns:v="urn:schemas-microsoft-com:vml" xmlns:wp14="http://schemas.microsoft.com/office/word/2010/wordprocessingDrawing" xmlns:wp="http://schemas.openxmlformats.org/drawingml/2006/wordprocessingDrawing" xmlns:w10="urn:schemas-microsoft-com:office:word" xmlns:w="http://schemas.openxmlformats.org/wordprocessingml/2006/main" xmlns:w14="http://schemas.microsoft.com/office/word/2010/wordml" xmlns:w15="http://schemas.microsoft.com/office/word/2012/wordml" xmlns:w16cex="http://schemas.microsoft.com/office/word/2018/wordml/cex" xmlns:w16cid="http://schemas.microsoft.com/office/word/2016/wordml/cid" xmlns:w16="http://schemas.microsoft.com/office/word/2018/wordml" xmlns:w16sdtdh="http://schemas.microsoft.com/office/word/2020/wordml/sdtdatahash" xmlns:w16se="http://schemas.microsoft.com/office/word/2015/wordml/symex" xmlns:wpg="http://schemas.microsoft.com/office/word/2010/wordprocessingGroup" xmlns:wpi="http://schemas.microsoft.com/office/word/2010/wordprocessingInk" xmlns:wne="http://schemas.microsoft.com/office/word/2006/wordml" xmlns:wps="http://schemas.microsoft.com/office/word/2010/wordprocessingShape" mc:Ignorable="w14 w15 w16se w16cid w16 w16cex w16sdtdh wp14">
+<w:document xmlns:wpc="http://schemas.microsoft.com/office/word/2010/wordprocessingCanvas" xmlns:cx="http://schemas.microsoft.com/office/drawing/2014/chartex" xmlns:cx1="http://schemas.microsoft.com/office/drawing/2015/9/8/chartex" xmlns:cx2="http://schemas.microsoft.com/office/drawing/2015/10/21/chartex" xmlns:cx3="http://schemas.microsoft.com/office/drawing/2016/5/9/chartex" xmlns:cx4="http://schemas.microsoft.com/office/drawing/2016/5/10/chartex" xmlns:cx5="http://schemas.microsoft.com/office/drawing/2016/5/11/chartex" xmlns:cx6="http://schemas.microsoft.com/office/drawing/2016/5/12/chartex" xmlns:cx7="http://schemas.microsoft.com/office/drawing/2016/5/13/chartex" xmlns:cx8="http://schemas.microsoft.com/office/drawing/2016/5/14/chartex" xmlns:mc="http://schemas.openxmlformats.org/markup-compatibility/2006" xmlns:aink="http://schemas.microsoft.com/office/drawing/2016/ink" xmlns:am3d="http://schemas.microsoft.com/office/drawing/2017/model3d" xmlns:o="urn:schemas-microsoft-com:office:office" xmlns:oel="http://schemas.microsoft.com/office/2019/extlst" xmlns:r="http://schemas.openxmlformats.org/officeDocument/2006/relationships" xmlns:m="http://schemas.openxmlformats.org/officeDocument/2006/math" xmlns:v="urn:schemas-microsoft-com:vml" xmlns:wp14="http://schemas.microsoft.com/office/word/2010/wordprocessingDrawing" xmlns:wp="http://schemas.openxmlformats.org/drawingml/2006/wordprocessingDrawing" xmlns:w10="urn:schemas-microsoft-com:office:word" xmlns:w="http://schemas.openxmlformats.org/wordprocessingml/2006/main" xmlns:w14="http://schemas.microsoft.com/office/word/2010/wordml" xmlns:w15="http://schemas.microsoft.com/office/word/2012/wordml" xmlns:w16cex="http://schemas.microsoft.com/office/word/2018/wordml/cex" xmlns:w16cid="http://schemas.microsoft.com/office/word/2016/wordml/cid" xmlns:w16="http://schemas.microsoft.com/office/word/2018/wordml" xmlns:w16du="http://schemas.microsoft.com/office/word/2023/wordml/word16du" xmlns:w16sdtdh="http://schemas.microsoft.com/office/word/2020/wordml/sdtdatahash" xmlns:w16sdtfl="http://schemas.microsoft.com/office/word/2024/wordml/sdtformatlock" xmlns:w16se="http://schemas.microsoft.com/office/word/2015/wordml/symex" xmlns:wpg="http://schemas.microsoft.com/office/word/2010/wordprocessingGroup" xmlns:wpi="http://schemas.microsoft.com/office/word/2010/wordprocessingInk" xmlns:wne="http://schemas.microsoft.com/office/word/2006/wordml" xmlns:wps="http://schemas.microsoft.com/office/word/2010/wordprocessingShape" mc:Ignorable="w14 w15 w16se w16cid w16 w16cex w16sdtdh w16sdtfl w16du wp14">
   <w:body>
     <w:p>
       <w:pPr>
         <w:jc w:val="center"/>
         <w:rPr>
+          <w:b/>
+          <w:bCs/>
+        </w:rPr>
+      </w:pPr>
+      <w:r>
+        <w:rPr>
+          <w:rFonts w:ascii="Gill Sans Ultra Bold" w:hAnsi="Gill Sans Ultra Bold"/>
+          <w:b/>
+          <w:bCs/>
+          <w:noProof/>
+          <w:color w:val="C00000"/>
+          <w:sz w:val="68"/>
+          <w:szCs w:val="68"/>
+        </w:rPr>
+        <w:drawing>
+          <wp:inline distT="0" distB="0" distL="0" distR="0" wp14:anchorId="1A7F104A" wp14:editId="25CAD52A">
+            <wp:extent cx="2819400" cy="1173036"/>
+            <wp:effectExtent l="0" t="0" r="0" b="8255"/>
+            <wp:docPr id="1890148535" name="Picture 1"/>
+            <wp:cNvGraphicFramePr>
+              <a:graphicFrameLocks xmlns:a="http://schemas.openxmlformats.org/drawingml/2006/main" noChangeAspect="1"/>
+            </wp:cNvGraphicFramePr>
+            <a:graphic xmlns:a="http://schemas.openxmlformats.org/drawingml/2006/main">
+              <a:graphicData uri="http://schemas.openxmlformats.org/drawingml/2006/picture">
+                <pic:pic xmlns:pic="http://schemas.openxmlformats.org/drawingml/2006/picture">
+                  <pic:nvPicPr>
+                    <pic:cNvPr id="1890148535" name=""/>
+                    <pic:cNvPicPr/>
+                  </pic:nvPicPr>
+                  <pic:blipFill>
+                    <a:blip r:embed="rId7"/>
+                    <a:stretch>
+                      <a:fillRect/>
+                    </a:stretch>
+                  </pic:blipFill>
+                  <pic:spPr>
+                    <a:xfrm>
+                      <a:off x="0" y="0"/>
+                      <a:ext cx="2886748" cy="1201057"/>
+                    </a:xfrm>
+                    <a:prstGeom prst="rect">
+                      <a:avLst/>
+                    </a:prstGeom>
+                  </pic:spPr>
+                </pic:pic>
+              </a:graphicData>
+            </a:graphic>
+          </wp:inline>
+        </w:drawing>
+      </w:r>
+    </w:p>
+    <w:p>
+      <w:pPr>
+        <w:jc w:val="center"/>
+        <w:rPr>
+          <w:rFonts w:ascii="Arial" w:hAnsi="Arial" w:cs="Arial"/>
+          <w:color w:val="C00000"/>
+          <w:sz w:val="24"/>
+          <w:szCs w:val="24"/>
+          <w:u w:val="single"/>
+        </w:rPr>
+      </w:pPr>
+      <w:r>
+        <w:rPr>
+          <w:rFonts w:ascii="Arial" w:hAnsi="Arial" w:cs="Arial"/>
+          <w:b/>
+          <w:bCs/>
+          <w:color w:val="C00000"/>
+          <w:sz w:val="24"/>
+          <w:szCs w:val="24"/>
+          <w:u w:val="single"/>
+        </w:rPr>
+        <w:t>W</w:t>
+      </w:r>
+      <w:r>
+        <w:rPr>
+          <w:rFonts w:ascii="Arial" w:hAnsi="Arial" w:cs="Arial"/>
+          <w:b/>
+          <w:bCs/>
+          <w:color w:val="C00000"/>
+          <w:sz w:val="24"/>
+          <w:szCs w:val="24"/>
+          <w:u w:val="single"/>
+        </w:rPr>
+        <w:t xml:space="preserve">INTER SEM </w:t>
+      </w:r>
+      <w:r>
+        <w:rPr>
+          <w:rFonts w:ascii="Arial" w:hAnsi="Arial" w:cs="Arial"/>
+          <w:b/>
+          <w:bCs/>
+          <w:color w:val="C00000"/>
+          <w:sz w:val="24"/>
+          <w:szCs w:val="24"/>
+          <w:u w:val="single"/>
+        </w:rPr>
+        <w:t>2025-26</w:t>
+      </w:r>
+    </w:p>
+    <w:p>
+      <w:pPr>
+        <w:tabs>
+          <w:tab w:val="center" w:pos="4513"/>
+          <w:tab w:val="left" w:pos="6000"/>
+        </w:tabs>
+        <w:rPr>
+          <w:rFonts w:ascii="Arial" w:hAnsi="Arial" w:cs="Arial"/>
+          <w:b/>
+          <w:bCs/>
+          <w:color w:val="1F3864" w:themeColor="accent1" w:themeShade="80"/>
+          <w:sz w:val="24"/>
+          <w:szCs w:val="24"/>
+        </w:rPr>
+      </w:pPr>
+      <w:r>
+        <w:rPr>
+          <w:rFonts w:ascii="Arial" w:hAnsi="Arial" w:cs="Arial"/>
+          <w:b/>
+          <w:bCs/>
+          <w:color w:val="1F3864" w:themeColor="accent1" w:themeShade="80"/>
+          <w:sz w:val="24"/>
+          <w:szCs w:val="24"/>
+        </w:rPr>
+        <w:tab/>
+      </w:r>
+      <w:r>
+        <w:rPr>
+          <w:rFonts w:ascii="Arial" w:hAnsi="Arial" w:cs="Arial"/>
+          <w:b/>
+          <w:bCs/>
+          <w:color w:val="1F3864" w:themeColor="accent1" w:themeShade="80"/>
+          <w:sz w:val="24"/>
+          <w:szCs w:val="24"/>
+        </w:rPr>
+        <w:t>P</w:t>
+      </w:r>
+      <w:r>
+        <w:rPr>
+          <w:rFonts w:ascii="Arial" w:hAnsi="Arial" w:cs="Arial"/>
+          <w:b/>
+          <w:bCs/>
+          <w:color w:val="1F3864" w:themeColor="accent1" w:themeShade="80"/>
+          <w:sz w:val="24"/>
+          <w:szCs w:val="24"/>
+        </w:rPr>
+        <w:t>ROJECT REPORT</w:t>
+      </w:r>
+    </w:p>
+    <w:p>
+      <w:pPr>
+        <w:jc w:val="center"/>
+        <w:rPr>
+          <w:rFonts w:ascii="Arial" w:hAnsi="Arial" w:cs="Arial"/>
           <w:i/>
           <w:iCs/>
-          <w:sz w:val="32"/>
-          <w:szCs w:val="32"/>
-          <w:u w:val="single"/>
-        </w:rPr>
-      </w:pPr>
-      <w:r>
-        <w:rPr>
-          <w:i/>
-          <w:iCs/>
-          <w:sz w:val="32"/>
-          <w:szCs w:val="32"/>
-          <w:u w:val="single"/>
-        </w:rPr>
-        <w:t>Digital Literacy Project Report</w:t>
-      </w:r>
-    </w:p>
-    <w:p>
-      <w:pPr>
-        <w:jc w:val="center"/>
-        <w:rPr>
-          <w:i/>
-          <w:iCs/>
-          <w:sz w:val="32"/>
-          <w:szCs w:val="32"/>
-          <w:u w:val="single"/>
-        </w:rPr>
-      </w:pPr>
-      <w:r>
-        <w:rPr>
-          <w:i/>
-          <w:iCs/>
-          <w:sz w:val="32"/>
-          <w:szCs w:val="32"/>
-          <w:u w:val="single"/>
-        </w:rPr>
-        <w:t>Name: Rasesh Varshney</w:t>
-      </w:r>
-      <w:r>
-        <w:rPr>
-          <w:i/>
-          <w:iCs/>
-          <w:sz w:val="32"/>
-          <w:szCs w:val="32"/>
-          <w:u w:val="single"/>
-        </w:rPr>
-        <w:br/>
-        <w:t xml:space="preserve">Registration Number: </w:t>
-      </w:r>
-      <w:r>
-        <w:rPr>
-          <w:i/>
-          <w:iCs/>
-          <w:sz w:val="32"/>
-          <w:szCs w:val="32"/>
-          <w:u w:val="single"/>
-        </w:rPr>
-        <w:t>25BCE10299</w:t>
-      </w:r>
-      <w:r>
-        <w:rPr>
-          <w:i/>
-          <w:iCs/>
-          <w:sz w:val="32"/>
-          <w:szCs w:val="32"/>
-          <w:u w:val="single"/>
-        </w:rPr>
-        <w:br/>
-        <w:t>Branch: Computer Science Engineering (CSE)</w:t>
-      </w:r>
-      <w:r>
-        <w:rPr>
-          <w:i/>
-          <w:iCs/>
-          <w:sz w:val="32"/>
-          <w:szCs w:val="32"/>
-          <w:u w:val="single"/>
-        </w:rPr>
-        <w:br/>
-        <w:t>Year: 1st Year</w:t>
-      </w:r>
-      <w:r>
-        <w:rPr>
-          <w:i/>
-          <w:iCs/>
-          <w:sz w:val="32"/>
-          <w:szCs w:val="32"/>
-          <w:u w:val="single"/>
-        </w:rPr>
-        <w:br/>
-        <w:t>Course Code: CSE0001</w:t>
-      </w:r>
-      <w:r>
-        <w:rPr>
-          <w:i/>
-          <w:iCs/>
-          <w:sz w:val="32"/>
-          <w:szCs w:val="32"/>
-          <w:u w:val="single"/>
-        </w:rPr>
-        <w:br/>
-        <w:t>Course Title: Digital Literacy</w:t>
-      </w:r>
-    </w:p>
-    <w:p>
-      <w:r>
-        <w:pict w14:anchorId="700A8F78">
-          <v:rect id="_x0000_i1073" style="width:0;height:1.5pt" o:hralign="center" o:hrstd="t" o:hr="t" fillcolor="#a0a0a0" stroked="f"/>
-        </w:pict>
-      </w:r>
-    </w:p>
-    <w:p>
-      <w:pPr>
-        <w:rPr>
-          <w:b/>
-          <w:bCs/>
-        </w:rPr>
-      </w:pPr>
-      <w:r>
-        <w:rPr>
-          <w:b/>
-          <w:bCs/>
-        </w:rPr>
-        <w:t>Introduction</w:t>
-      </w:r>
-    </w:p>
-    <w:p>
-      <w:r>
-        <w:t>The Digital Literacy Project aims to develop essential skills required to effectively and responsibly navigate the digital world. In today’s technology-driven environment, digital literacy is crucial for academic success, professional growth, and safe online interaction. This project helped me understand how to use digital tools, build an online presence, and communicate professionally.</w:t>
-      </w:r>
-    </w:p>
-    <w:p>
-      <w:r>
-        <w:pict w14:anchorId="602EE414">
-          <v:rect id="_x0000_i1074" style="width:0;height:1.5pt" o:hralign="center" o:hrstd="t" o:hr="t" fillcolor="#a0a0a0" stroked="f"/>
-        </w:pict>
-      </w:r>
-    </w:p>
-    <w:p>
-      <w:pPr>
-        <w:rPr>
-          <w:b/>
-          <w:bCs/>
-        </w:rPr>
-      </w:pPr>
-      <w:r>
-        <w:rPr>
-          <w:b/>
-          <w:bCs/>
-        </w:rPr>
-        <w:t>Task 1 – Digital Literacy Infographic</w:t>
-      </w:r>
-    </w:p>
-    <w:p>
-      <w:r>
-        <w:t>For this task, I created a digital literacy awareness infographic using Canva. The poster explains key concepts such as digital literacy, useful tools, online safety, and professional online presence. The design was structured with clear sections and visuals to make it easy to understand.</w:t>
-      </w:r>
-    </w:p>
-    <w:p>
-      <w:r>
-        <w:t>One challenge I faced was organizing content without making the design look crowded. This task improved my creativity and design skills.</w:t>
-      </w:r>
-    </w:p>
-    <w:p>
-      <w:r>
-        <w:pict w14:anchorId="01F0CC47">
-          <v:rect id="_x0000_i1075" style="width:0;height:1.5pt" o:hralign="center" o:hrstd="t" o:hr="t" fillcolor="#a0a0a0" stroked="f"/>
-        </w:pict>
-      </w:r>
-    </w:p>
-    <w:p>
-      <w:pPr>
-        <w:rPr>
-          <w:b/>
-          <w:bCs/>
-        </w:rPr>
-      </w:pPr>
-      <w:r>
-        <w:rPr>
-          <w:b/>
-          <w:bCs/>
-        </w:rPr>
-        <w:t>Task 2 – Digital Portfolio</w:t>
-      </w:r>
-    </w:p>
-    <w:p>
-      <w:r>
-        <w:t>I created profiles on GitHub, LinkedIn, and Stack Overflow to build my digital portfolio. GitHub helps in showcasing projects, LinkedIn is used for professional networking, and Stack Overflow supports learning through community discussions.</w:t>
-      </w:r>
-    </w:p>
-    <w:p>
-      <w:r>
-        <w:t>This task helped me understand the importance of maintaining a professional digital identity. I plan to continue updating my profiles and building skills over time.</w:t>
-      </w:r>
-    </w:p>
-    <w:p>
-      <w:r>
-        <w:pict w14:anchorId="0DD980AF">
-          <v:rect id="_x0000_i1076" style="width:0;height:1.5pt" o:hralign="center" o:hrstd="t" o:hr="t" fillcolor="#a0a0a0" stroked="f"/>
-        </w:pict>
-      </w:r>
-    </w:p>
-    <w:p>
-      <w:pPr>
-        <w:rPr>
-          <w:b/>
-          <w:bCs/>
-        </w:rPr>
-      </w:pPr>
-      <w:r>
-        <w:rPr>
-          <w:b/>
-          <w:bCs/>
-        </w:rPr>
-        <w:t>Task 3 – Coding &amp; Collaboration Platforms</w:t>
-      </w:r>
-    </w:p>
-    <w:p>
-      <w:r>
+          <w:color w:val="2F5496" w:themeColor="accent1" w:themeShade="BF"/>
+          <w:sz w:val="24"/>
+          <w:szCs w:val="24"/>
+        </w:rPr>
+      </w:pPr>
+      <w:r>
+        <w:rPr>
+          <w:rFonts w:ascii="Arial" w:hAnsi="Arial" w:cs="Arial"/>
+          <w:b/>
+          <w:bCs/>
+          <w:color w:val="2F5496" w:themeColor="accent1" w:themeShade="BF"/>
+          <w:sz w:val="24"/>
+          <w:szCs w:val="24"/>
+        </w:rPr>
+        <w:t>D</w:t>
+      </w:r>
+      <w:r>
+        <w:rPr>
+          <w:rFonts w:ascii="Arial" w:hAnsi="Arial" w:cs="Arial"/>
+          <w:b/>
+          <w:bCs/>
+          <w:color w:val="2F5496" w:themeColor="accent1" w:themeShade="BF"/>
+          <w:sz w:val="24"/>
+          <w:szCs w:val="24"/>
+        </w:rPr>
+        <w:t>IGITAL LITERACY</w:t>
+      </w:r>
+    </w:p>
+    <w:p>
+      <w:pPr>
+        <w:pBdr>
+          <w:bottom w:val="single" w:sz="6" w:space="1" w:color="auto"/>
+        </w:pBdr>
+        <w:rPr>
+          <w:rFonts w:ascii="Arial Black" w:hAnsi="Arial Black"/>
+          <w:color w:val="1F3864" w:themeColor="accent1" w:themeShade="80"/>
+          <w:sz w:val="24"/>
+          <w:szCs w:val="24"/>
+        </w:rPr>
+      </w:pPr>
+    </w:p>
+    <w:p>
+      <w:pPr>
+        <w:rPr>
+          <w:rFonts w:ascii="Arial" w:hAnsi="Arial" w:cs="Arial"/>
+          <w:b/>
+          <w:bCs/>
+          <w:color w:val="1F3864" w:themeColor="accent1" w:themeShade="80"/>
+          <w:sz w:val="24"/>
+          <w:szCs w:val="24"/>
+        </w:rPr>
+      </w:pPr>
+    </w:p>
+    <w:p>
+      <w:pPr>
+        <w:rPr>
+          <w:rFonts w:ascii="Arial" w:hAnsi="Arial" w:cs="Arial"/>
+          <w:b/>
+          <w:bCs/>
+          <w:color w:val="C00000"/>
+          <w:sz w:val="24"/>
+          <w:szCs w:val="24"/>
+        </w:rPr>
+      </w:pPr>
+      <w:r>
+        <w:rPr>
+          <w:rFonts w:ascii="Arial" w:hAnsi="Arial" w:cs="Arial"/>
+          <w:b/>
+          <w:bCs/>
+          <w:color w:val="1F3864" w:themeColor="accent1" w:themeShade="80"/>
+          <w:sz w:val="24"/>
+          <w:szCs w:val="24"/>
+        </w:rPr>
+        <w:t xml:space="preserve">Name – </w:t>
+      </w:r>
+      <w:r>
+        <w:rPr>
+          <w:rFonts w:ascii="Arial" w:hAnsi="Arial" w:cs="Arial"/>
+          <w:b/>
+          <w:bCs/>
+          <w:color w:val="C00000"/>
+          <w:sz w:val="24"/>
+          <w:szCs w:val="24"/>
+        </w:rPr>
+        <w:t>Kriti Kaushik</w:t>
+      </w:r>
+    </w:p>
+    <w:p>
+      <w:pPr>
+        <w:rPr>
+          <w:rFonts w:ascii="Arial" w:hAnsi="Arial" w:cs="Arial"/>
+          <w:b/>
+          <w:bCs/>
+          <w:color w:val="C00000"/>
+          <w:sz w:val="24"/>
+          <w:szCs w:val="24"/>
+        </w:rPr>
+      </w:pPr>
+      <w:r>
+        <w:rPr>
+          <w:rFonts w:ascii="Arial" w:hAnsi="Arial" w:cs="Arial"/>
+          <w:b/>
+          <w:bCs/>
+          <w:color w:val="1F3864" w:themeColor="accent1" w:themeShade="80"/>
+          <w:sz w:val="24"/>
+          <w:szCs w:val="24"/>
+        </w:rPr>
+        <w:t xml:space="preserve">Registration Number – </w:t>
+      </w:r>
+      <w:r>
+        <w:rPr>
+          <w:rFonts w:ascii="Arial" w:hAnsi="Arial" w:cs="Arial"/>
+          <w:b/>
+          <w:bCs/>
+          <w:color w:val="C00000"/>
+          <w:sz w:val="24"/>
+          <w:szCs w:val="24"/>
+        </w:rPr>
+        <w:t>25BCE10110</w:t>
+      </w:r>
+    </w:p>
+    <w:p>
+      <w:pPr>
+        <w:rPr>
+          <w:rFonts w:ascii="Arial" w:hAnsi="Arial" w:cs="Arial"/>
+          <w:b/>
+          <w:bCs/>
+          <w:color w:val="1F3864" w:themeColor="accent1" w:themeShade="80"/>
+          <w:sz w:val="24"/>
+          <w:szCs w:val="24"/>
+        </w:rPr>
+      </w:pPr>
+      <w:r>
+        <w:rPr>
+          <w:rFonts w:ascii="Arial" w:hAnsi="Arial" w:cs="Arial"/>
+          <w:b/>
+          <w:bCs/>
+          <w:color w:val="1F3864" w:themeColor="accent1" w:themeShade="80"/>
+          <w:sz w:val="24"/>
+          <w:szCs w:val="24"/>
+        </w:rPr>
+        <w:t xml:space="preserve">Branch </w:t>
+      </w:r>
+      <w:r>
+        <w:rPr>
+          <w:rFonts w:ascii="Arial" w:hAnsi="Arial" w:cs="Arial"/>
+          <w:b/>
+          <w:bCs/>
+          <w:color w:val="1F3864" w:themeColor="accent1" w:themeShade="80"/>
+          <w:sz w:val="24"/>
+          <w:szCs w:val="24"/>
+        </w:rPr>
+        <w:t>–</w:t>
+      </w:r>
+      <w:r>
+        <w:rPr>
+          <w:rFonts w:ascii="Arial" w:hAnsi="Arial" w:cs="Arial"/>
+          <w:b/>
+          <w:bCs/>
+          <w:color w:val="1F3864" w:themeColor="accent1" w:themeShade="80"/>
+          <w:sz w:val="24"/>
+          <w:szCs w:val="24"/>
+        </w:rPr>
+        <w:t xml:space="preserve"> </w:t>
+      </w:r>
+      <w:r>
+        <w:rPr>
+          <w:rFonts w:ascii="Arial" w:hAnsi="Arial" w:cs="Arial"/>
+          <w:b/>
+          <w:bCs/>
+          <w:color w:val="C00000"/>
+          <w:sz w:val="24"/>
+          <w:szCs w:val="24"/>
+        </w:rPr>
+        <w:t>Computer Science Engineering (CSE)</w:t>
+      </w:r>
+    </w:p>
+    <w:p>
+      <w:pPr>
+        <w:rPr>
+          <w:rFonts w:ascii="Arial" w:hAnsi="Arial" w:cs="Arial"/>
+          <w:b/>
+          <w:bCs/>
+          <w:color w:val="C00000"/>
+          <w:sz w:val="24"/>
+          <w:szCs w:val="24"/>
+        </w:rPr>
+      </w:pPr>
+      <w:r>
+        <w:rPr>
+          <w:rFonts w:ascii="Arial" w:hAnsi="Arial" w:cs="Arial"/>
+          <w:b/>
+          <w:bCs/>
+          <w:color w:val="1F3864" w:themeColor="accent1" w:themeShade="80"/>
+          <w:sz w:val="24"/>
+          <w:szCs w:val="24"/>
+        </w:rPr>
+        <w:t xml:space="preserve">Subject Code – </w:t>
+      </w:r>
+      <w:r>
+        <w:rPr>
+          <w:rFonts w:ascii="Arial" w:hAnsi="Arial" w:cs="Arial"/>
+          <w:b/>
+          <w:bCs/>
+          <w:color w:val="C00000"/>
+          <w:sz w:val="24"/>
+          <w:szCs w:val="24"/>
+        </w:rPr>
+        <w:t xml:space="preserve">CSE0001                              </w:t>
+      </w:r>
+    </w:p>
+    <w:p>
+      <w:pPr>
+        <w:rPr>
+          <w:rFonts w:ascii="Arial" w:hAnsi="Arial" w:cs="Arial"/>
+          <w:b/>
+          <w:bCs/>
+          <w:color w:val="C00000"/>
+          <w:sz w:val="24"/>
+          <w:szCs w:val="24"/>
+        </w:rPr>
+      </w:pPr>
+      <w:r>
+        <w:rPr>
+          <w:rFonts w:ascii="Arial" w:hAnsi="Arial" w:cs="Arial"/>
+          <w:b/>
+          <w:bCs/>
+          <w:color w:val="1F3864" w:themeColor="accent1" w:themeShade="80"/>
+          <w:sz w:val="24"/>
+          <w:szCs w:val="24"/>
+        </w:rPr>
+        <w:t xml:space="preserve">Year </w:t>
+      </w:r>
+      <w:r>
+        <w:rPr>
+          <w:rFonts w:ascii="Arial" w:hAnsi="Arial" w:cs="Arial"/>
+          <w:b/>
+          <w:bCs/>
+          <w:color w:val="1F3864" w:themeColor="accent1" w:themeShade="80"/>
+          <w:sz w:val="24"/>
+          <w:szCs w:val="24"/>
+        </w:rPr>
+        <w:t>–</w:t>
+      </w:r>
+      <w:r>
+        <w:rPr>
+          <w:rFonts w:ascii="Arial" w:hAnsi="Arial" w:cs="Arial"/>
+          <w:b/>
+          <w:bCs/>
+          <w:color w:val="1F3864" w:themeColor="accent1" w:themeShade="80"/>
+          <w:sz w:val="24"/>
+          <w:szCs w:val="24"/>
+        </w:rPr>
+        <w:t xml:space="preserve"> </w:t>
+      </w:r>
+      <w:r>
+        <w:rPr>
+          <w:rFonts w:ascii="Arial" w:hAnsi="Arial" w:cs="Arial"/>
+          <w:b/>
+          <w:bCs/>
+          <w:color w:val="C00000"/>
+          <w:sz w:val="24"/>
+          <w:szCs w:val="24"/>
+        </w:rPr>
+        <w:t>1</w:t>
+      </w:r>
+      <w:r>
+        <w:rPr>
+          <w:rFonts w:ascii="Arial" w:hAnsi="Arial" w:cs="Arial"/>
+          <w:b/>
+          <w:bCs/>
+          <w:color w:val="C00000"/>
+          <w:sz w:val="24"/>
+          <w:szCs w:val="24"/>
+          <w:vertAlign w:val="superscript"/>
+        </w:rPr>
+        <w:t>st</w:t>
+      </w:r>
+      <w:r>
+        <w:rPr>
+          <w:rFonts w:ascii="Arial" w:hAnsi="Arial" w:cs="Arial"/>
+          <w:b/>
+          <w:bCs/>
+          <w:color w:val="C00000"/>
+          <w:sz w:val="24"/>
+          <w:szCs w:val="24"/>
+        </w:rPr>
+        <w:t xml:space="preserve"> Year</w:t>
+      </w:r>
+    </w:p>
+    <w:p>
+      <w:pPr>
+        <w:rPr>
+          <w:rFonts w:ascii="Arial" w:hAnsi="Arial" w:cs="Arial"/>
+          <w:b/>
+          <w:bCs/>
+          <w:color w:val="EE0000"/>
+          <w:sz w:val="24"/>
+          <w:szCs w:val="24"/>
+        </w:rPr>
+      </w:pPr>
+      <w:r>
+        <w:rPr>
+          <w:rFonts w:ascii="Arial" w:hAnsi="Arial" w:cs="Arial"/>
+          <w:b/>
+          <w:bCs/>
+          <w:color w:val="1F3864" w:themeColor="accent1" w:themeShade="80"/>
+          <w:sz w:val="24"/>
+          <w:szCs w:val="24"/>
+        </w:rPr>
+        <w:t xml:space="preserve">Date – </w:t>
+      </w:r>
+      <w:r>
+        <w:rPr>
+          <w:rFonts w:ascii="Arial" w:hAnsi="Arial" w:cs="Arial"/>
+          <w:b/>
+          <w:bCs/>
+          <w:color w:val="C00000"/>
+          <w:sz w:val="24"/>
+          <w:szCs w:val="24"/>
+        </w:rPr>
+        <w:t>31.03.26</w:t>
+      </w:r>
+    </w:p>
+    <w:p>
+      <w:pPr>
+        <w:pBdr>
+          <w:bottom w:val="single" w:sz="6" w:space="1" w:color="auto"/>
+        </w:pBdr>
+      </w:pPr>
+    </w:p>
+    <w:p>
+      <w:pPr>
+        <w:rPr>
+          <w:b/>
+          <w:bCs/>
+          <w:u w:val="single"/>
+        </w:rPr>
+      </w:pPr>
+    </w:p>
+    <w:p>
+      <w:pPr>
+        <w:rPr>
+          <w:rFonts w:ascii="Arial" w:hAnsi="Arial" w:cs="Arial"/>
+          <w:b/>
+          <w:bCs/>
+          <w:color w:val="2F5496" w:themeColor="accent1" w:themeShade="BF"/>
+          <w:sz w:val="24"/>
+          <w:szCs w:val="24"/>
+          <w:u w:val="single"/>
+        </w:rPr>
+      </w:pPr>
+      <w:r>
+        <w:rPr>
+          <w:rFonts w:ascii="Arial" w:hAnsi="Arial" w:cs="Arial"/>
+          <w:b/>
+          <w:bCs/>
+          <w:color w:val="2F5496" w:themeColor="accent1" w:themeShade="BF"/>
+          <w:sz w:val="24"/>
+          <w:szCs w:val="24"/>
+          <w:u w:val="single"/>
+        </w:rPr>
+        <w:t>INTRODUCTION</w:t>
+      </w:r>
+    </w:p>
+    <w:p>
+      <w:pPr>
+        <w:rPr>
+          <w:rFonts w:ascii="Arial" w:hAnsi="Arial" w:cs="Arial"/>
+          <w:b/>
+          <w:bCs/>
+          <w:sz w:val="24"/>
+          <w:szCs w:val="24"/>
+          <w:u w:val="single"/>
+        </w:rPr>
+      </w:pPr>
+    </w:p>
+    <w:p>
+      <w:pPr>
+        <w:rPr>
+          <w:rFonts w:ascii="Arial" w:hAnsi="Arial" w:cs="Arial"/>
+          <w:sz w:val="24"/>
+          <w:szCs w:val="24"/>
+        </w:rPr>
+      </w:pPr>
+      <w:r>
+        <w:rPr>
+          <w:rFonts w:ascii="Arial" w:hAnsi="Arial" w:cs="Arial"/>
+          <w:sz w:val="24"/>
+          <w:szCs w:val="24"/>
+        </w:rPr>
+        <w:t>In the world we live in today being able to use computers and the internet is an important skill for students. This means students need to know how to use tools and the internet in a good way. Since we use the internet much for school and talking to people and buying things students need to know the good and bad things about the internet.</w:t>
+      </w:r>
+    </w:p>
+    <w:p>
+      <w:pPr>
+        <w:rPr>
+          <w:rFonts w:ascii="Arial" w:hAnsi="Arial" w:cs="Arial"/>
+          <w:sz w:val="24"/>
+          <w:szCs w:val="24"/>
+        </w:rPr>
+      </w:pPr>
+      <w:r>
+        <w:rPr>
+          <w:rFonts w:ascii="Arial" w:hAnsi="Arial" w:cs="Arial"/>
+          <w:sz w:val="24"/>
+          <w:szCs w:val="24"/>
+        </w:rPr>
+        <w:t>As a Student Digital Ambassador my job is to help other students learn about literacy. My project has five parts that teach people about different things like making posters to show people about digital literacy making a website to show what I can do trying out coding and working with others online learning how to write good emails and understanding what cybercrime is.</w:t>
+      </w:r>
+    </w:p>
+    <w:p>
+      <w:pPr>
+        <w:pBdr>
+          <w:bottom w:val="single" w:sz="6" w:space="16" w:color="auto"/>
+        </w:pBdr>
+        <w:rPr>
+          <w:rFonts w:ascii="Times New Roman" w:hAnsi="Times New Roman" w:cs="Times New Roman"/>
+          <w:sz w:val="24"/>
+          <w:szCs w:val="24"/>
+        </w:rPr>
+      </w:pPr>
+      <w:r>
+        <w:rPr>
+          <w:rFonts w:ascii="Arial" w:hAnsi="Arial" w:cs="Arial"/>
+          <w:sz w:val="24"/>
+          <w:szCs w:val="24"/>
+        </w:rPr>
+        <w:t>From</w:t>
+      </w:r>
+      <w:r>
+        <w:rPr>
+          <w:rFonts w:ascii="Arial" w:hAnsi="Arial" w:cs="Arial"/>
+          <w:sz w:val="24"/>
+          <w:szCs w:val="24"/>
+        </w:rPr>
+        <w:t xml:space="preserve"> doing this project I have learned a lot about using the internet and how to be safe online. I have also learned how to make an impression on the internet and how to protect myself from bad people online. This project has taught me a lot of skills and it has also helped me become a better digital citizen. I have learned a lot, about </w:t>
+      </w:r>
+      <w:r>
+        <w:rPr>
+          <w:rFonts w:ascii="Arial" w:hAnsi="Arial" w:cs="Arial"/>
+          <w:sz w:val="24"/>
+          <w:szCs w:val="24"/>
+        </w:rPr>
         <w:lastRenderedPageBreak/>
-        <w:t xml:space="preserve">I solved a beginner-level problem on </w:t>
-      </w:r>
-      <w:proofErr w:type="spellStart"/>
-      <w:r>
-        <w:t>HackerRank</w:t>
-      </w:r>
-      <w:proofErr w:type="spellEnd"/>
-      <w:r>
-        <w:t>, which helped improve my problem-solving skills. I also created a Google Form quiz to test digital literacy knowledge and linked it with Google Sheets for response collection.</w:t>
-      </w:r>
-    </w:p>
-    <w:p>
-      <w:r>
-        <w:t>These tools are useful for academics as they support learning, practice, and collaboration.</w:t>
-      </w:r>
-    </w:p>
-    <w:p>
-      <w:r>
-        <w:pict w14:anchorId="6C2A7897">
-          <v:rect id="_x0000_i1077" style="width:0;height:1.5pt" o:hralign="center" o:hrstd="t" o:hr="t" fillcolor="#a0a0a0" stroked="f"/>
-        </w:pict>
-      </w:r>
-    </w:p>
-    <w:p>
-      <w:pPr>
-        <w:rPr>
-          <w:b/>
-          <w:bCs/>
-        </w:rPr>
-      </w:pPr>
-      <w:r>
-        <w:rPr>
-          <w:b/>
-          <w:bCs/>
-        </w:rPr>
-        <w:t>Task 4 – Email Etiquette &amp; Communication</w:t>
-      </w:r>
-    </w:p>
-    <w:p>
-      <w:r>
-        <w:t>I drafted two professional emails—one for requesting an assignment extension and another for internship inquiry. I also created a social media checklist.</w:t>
-      </w:r>
-    </w:p>
-    <w:p>
-      <w:r>
-        <w:t>This task helped me understand the importance of clear and professional communication.</w:t>
-      </w:r>
-    </w:p>
-    <w:p>
-      <w:r>
-        <w:pict w14:anchorId="3461207B">
-          <v:rect id="_x0000_i1078" style="width:0;height:1.5pt" o:hralign="center" o:hrstd="t" o:hr="t" fillcolor="#a0a0a0" stroked="f"/>
-        </w:pict>
-      </w:r>
-    </w:p>
-    <w:p>
-      <w:pPr>
-        <w:rPr>
-          <w:b/>
-          <w:bCs/>
-        </w:rPr>
-      </w:pPr>
-      <w:r>
-        <w:rPr>
-          <w:b/>
-          <w:bCs/>
-        </w:rPr>
-        <w:t>Task 5 – Cybercrime Awareness</w:t>
-      </w:r>
-    </w:p>
-    <w:p>
-      <w:r>
-        <w:t>I studied phishing as a cybercrime and created a case study explaining how it works. I also made a prevention checklist with safety tips.</w:t>
-      </w:r>
-    </w:p>
-    <w:p>
-      <w:r>
-        <w:t>This task increased my awareness about online threats and encouraged me to adopt safer habits.</w:t>
-      </w:r>
-    </w:p>
-    <w:p>
-      <w:r>
-        <w:pict w14:anchorId="0D27F09E">
-          <v:rect id="_x0000_i1079" style="width:0;height:1.5pt" o:hralign="center" o:hrstd="t" o:hr="t" fillcolor="#a0a0a0" stroked="f"/>
-        </w:pict>
-      </w:r>
-    </w:p>
-    <w:p>
-      <w:pPr>
-        <w:rPr>
-          <w:b/>
-          <w:bCs/>
-        </w:rPr>
-      </w:pPr>
-      <w:r>
-        <w:rPr>
-          <w:b/>
-          <w:bCs/>
-        </w:rPr>
-        <w:t>Conclusion</w:t>
-      </w:r>
-    </w:p>
-    <w:p>
-      <w:r>
-        <w:t>This project enhanced my understanding of digital tools, online safety, and professional communication. It helped me build practical skills that will be useful in academics and future career development.</w:t>
-      </w:r>
-    </w:p>
-    <w:p>
-      <w:r>
-        <w:pict w14:anchorId="5046A062">
-          <v:rect id="_x0000_i1080" style="width:0;height:1.5pt" o:hralign="center" o:hrstd="t" o:hr="t" fillcolor="#a0a0a0" stroked="f"/>
-        </w:pict>
-      </w:r>
-    </w:p>
-    <w:p>
-      <w:pPr>
-        <w:rPr>
-          <w:b/>
-          <w:bCs/>
-        </w:rPr>
-      </w:pPr>
-      <w:r>
-        <w:rPr>
-          <w:b/>
-          <w:bCs/>
-        </w:rPr>
-        <w:t>References</w:t>
-      </w:r>
-    </w:p>
-    <w:p>
-      <w:pPr>
+        <w:t>literacy and I can use this knowledge to help other students learn about digital literacy.</w:t>
+      </w:r>
+    </w:p>
+    <w:p>
+      <w:pPr>
+        <w:rPr>
+          <w:rFonts w:ascii="Arial" w:hAnsi="Arial" w:cs="Arial"/>
+          <w:sz w:val="24"/>
+          <w:szCs w:val="24"/>
+        </w:rPr>
+      </w:pPr>
+    </w:p>
+    <w:p>
+      <w:pPr>
+        <w:rPr>
+          <w:rFonts w:ascii="Arial" w:hAnsi="Arial" w:cs="Arial"/>
+          <w:b/>
+          <w:bCs/>
+          <w:color w:val="2F5496" w:themeColor="accent1" w:themeShade="BF"/>
+          <w:sz w:val="24"/>
+          <w:szCs w:val="24"/>
+          <w:u w:val="single"/>
+        </w:rPr>
+      </w:pPr>
+      <w:r>
+        <w:rPr>
+          <w:rFonts w:ascii="Arial" w:hAnsi="Arial" w:cs="Arial"/>
+          <w:b/>
+          <w:bCs/>
+          <w:color w:val="2F5496" w:themeColor="accent1" w:themeShade="BF"/>
+          <w:sz w:val="24"/>
+          <w:szCs w:val="24"/>
+          <w:u w:val="single"/>
+        </w:rPr>
+        <w:t>T</w:t>
+      </w:r>
+      <w:r>
+        <w:rPr>
+          <w:rFonts w:ascii="Arial" w:hAnsi="Arial" w:cs="Arial"/>
+          <w:b/>
+          <w:bCs/>
+          <w:color w:val="2F5496" w:themeColor="accent1" w:themeShade="BF"/>
+          <w:sz w:val="24"/>
+          <w:szCs w:val="24"/>
+          <w:u w:val="single"/>
+        </w:rPr>
+        <w:t>ASK 1 – DIGITAL LITERACY AWARENESS INFOGRAPHIC</w:t>
+      </w:r>
+    </w:p>
+    <w:p>
+      <w:pPr>
+        <w:rPr>
+          <w:rFonts w:ascii="Arial" w:hAnsi="Arial" w:cs="Arial"/>
+          <w:b/>
+          <w:bCs/>
+          <w:sz w:val="24"/>
+          <w:szCs w:val="24"/>
+          <w:u w:val="single"/>
+        </w:rPr>
+      </w:pPr>
+    </w:p>
+    <w:p>
+      <w:pPr>
+        <w:rPr>
+          <w:rFonts w:ascii="Arial" w:hAnsi="Arial" w:cs="Arial"/>
+          <w:sz w:val="24"/>
+          <w:szCs w:val="24"/>
+        </w:rPr>
+      </w:pPr>
+      <w:r>
+        <w:rPr>
+          <w:rFonts w:ascii="Arial" w:hAnsi="Arial" w:cs="Arial"/>
+          <w:sz w:val="24"/>
+          <w:szCs w:val="24"/>
+        </w:rPr>
+        <w:t>I made a digital literacy awareness infographic using Canva for this task. The infographic is about internet practices and useful digital tools and professional online presence. It shows students how to use platforms in a responsible and secure way.</w:t>
+      </w:r>
+    </w:p>
+    <w:p>
+      <w:pPr>
+        <w:rPr>
+          <w:rFonts w:ascii="Arial" w:hAnsi="Arial" w:cs="Arial"/>
+          <w:sz w:val="24"/>
+          <w:szCs w:val="24"/>
+        </w:rPr>
+      </w:pPr>
+      <w:r>
+        <w:rPr>
+          <w:rFonts w:ascii="Arial" w:hAnsi="Arial" w:cs="Arial"/>
+          <w:sz w:val="24"/>
+          <w:szCs w:val="24"/>
+        </w:rPr>
+        <w:t>The infographic has pictures and short sentences and clear headings so it is easy to understand. I made sure to point out things like using strong passwords and not clicking on suspicious links and keeping a professional profile online.</w:t>
+      </w:r>
+    </w:p>
+    <w:p>
+      <w:pPr>
+        <w:rPr>
+          <w:rFonts w:ascii="Arial" w:hAnsi="Arial" w:cs="Arial"/>
+          <w:sz w:val="24"/>
+          <w:szCs w:val="24"/>
+        </w:rPr>
+      </w:pPr>
+      <w:r>
+        <w:rPr>
+          <w:rFonts w:ascii="Arial" w:hAnsi="Arial" w:cs="Arial"/>
+          <w:sz w:val="24"/>
+          <w:szCs w:val="24"/>
+        </w:rPr>
+        <w:t>One hard part was picking the important information and putting it in a small space without making it look too busy. I liked making something creative and also teaching people about digital literacy. This task taught me that pictures and videos can be a way to get important ideas across.</w:t>
+      </w:r>
+    </w:p>
+    <w:p>
+      <w:pPr>
+        <w:rPr>
+          <w:rFonts w:ascii="Arial" w:hAnsi="Arial" w:cs="Arial"/>
+          <w:sz w:val="24"/>
+          <w:szCs w:val="24"/>
+        </w:rPr>
+      </w:pPr>
+      <w:r>
+        <w:rPr>
+          <w:rFonts w:ascii="Arial" w:hAnsi="Arial" w:cs="Arial"/>
+          <w:sz w:val="24"/>
+          <w:szCs w:val="24"/>
+        </w:rPr>
+        <w:t>I learned that digital literacy awareness is important and my infographic is a way to spread the word, about digital literacy awareness. The digital literacy awareness infographic I made is an example of how to use digital platforms responsibly and securely for digital literacy awareness.</w:t>
+      </w:r>
+    </w:p>
+    <w:p>
+      <w:pPr>
+        <w:rPr>
+          <w:rFonts w:ascii="Arial" w:hAnsi="Arial" w:cs="Arial"/>
+          <w:sz w:val="24"/>
+          <w:szCs w:val="24"/>
+        </w:rPr>
+      </w:pPr>
+      <w:r>
+        <w:rPr>
+          <w:rFonts w:ascii="Arial" w:hAnsi="Arial" w:cs="Arial"/>
+          <w:sz w:val="24"/>
+          <w:szCs w:val="24"/>
+        </w:rPr>
+        <w:t>___________________________________________________________________</w:t>
+      </w:r>
+    </w:p>
+    <w:p>
+      <w:pPr>
+        <w:rPr>
+          <w:rFonts w:ascii="Arial" w:hAnsi="Arial" w:cs="Arial"/>
+          <w:b/>
+          <w:bCs/>
+          <w:color w:val="2F5496" w:themeColor="accent1" w:themeShade="BF"/>
+          <w:sz w:val="24"/>
+          <w:szCs w:val="24"/>
+          <w:u w:val="single"/>
+        </w:rPr>
+      </w:pPr>
+    </w:p>
+    <w:p>
+      <w:pPr>
+        <w:rPr>
+          <w:rFonts w:ascii="Arial" w:hAnsi="Arial" w:cs="Arial"/>
+          <w:b/>
+          <w:bCs/>
+          <w:color w:val="2F5496" w:themeColor="accent1" w:themeShade="BF"/>
+          <w:sz w:val="24"/>
+          <w:szCs w:val="24"/>
+          <w:u w:val="single"/>
+        </w:rPr>
+      </w:pPr>
+      <w:r>
+        <w:rPr>
+          <w:rFonts w:ascii="Arial" w:hAnsi="Arial" w:cs="Arial"/>
+          <w:b/>
+          <w:bCs/>
+          <w:color w:val="2F5496" w:themeColor="accent1" w:themeShade="BF"/>
+          <w:sz w:val="24"/>
+          <w:szCs w:val="24"/>
+          <w:u w:val="single"/>
+        </w:rPr>
+        <w:t>TASK 2 – DIGITAL PORTFOLIO</w:t>
+      </w:r>
+    </w:p>
+    <w:p>
+      <w:pPr>
+        <w:rPr>
+          <w:rFonts w:ascii="Arial" w:hAnsi="Arial" w:cs="Arial"/>
+          <w:b/>
+          <w:bCs/>
+          <w:sz w:val="24"/>
+          <w:szCs w:val="24"/>
+          <w:u w:val="single"/>
+        </w:rPr>
+      </w:pPr>
+    </w:p>
+    <w:p>
+      <w:pPr>
+        <w:rPr>
+          <w:rFonts w:ascii="Arial" w:hAnsi="Arial" w:cs="Arial"/>
+          <w:sz w:val="24"/>
+          <w:szCs w:val="24"/>
+        </w:rPr>
+      </w:pPr>
+      <w:r>
+        <w:rPr>
+          <w:rFonts w:ascii="Arial" w:hAnsi="Arial" w:cs="Arial"/>
+          <w:sz w:val="24"/>
+          <w:szCs w:val="24"/>
+        </w:rPr>
+        <w:t>In this task, I made profiles on GitHub, LinkedIn and ResearchGate. These websites are good for making an academic presence online.</w:t>
+      </w:r>
+    </w:p>
+    <w:p>
+      <w:pPr>
+        <w:rPr>
+          <w:rFonts w:ascii="Arial" w:hAnsi="Arial" w:cs="Arial"/>
+          <w:sz w:val="24"/>
+          <w:szCs w:val="24"/>
+        </w:rPr>
+      </w:pPr>
+      <w:r>
+        <w:rPr>
+          <w:rFonts w:ascii="Arial" w:hAnsi="Arial" w:cs="Arial"/>
+          <w:sz w:val="24"/>
+          <w:szCs w:val="24"/>
+        </w:rPr>
+        <w:t>GitHub is where I can put my coding projects. I created a page that provides a brief overview of myself and outlines my areas of interest and learning goals. LinkedIn is where people go to meet professionals. I put my education information on there. I am starting to build my profile so I can meet other professionals and find new opportunities.</w:t>
+      </w:r>
+    </w:p>
+    <w:p>
+      <w:pPr>
+        <w:rPr>
+          <w:rFonts w:ascii="Arial" w:hAnsi="Arial" w:cs="Arial"/>
+          <w:sz w:val="24"/>
+          <w:szCs w:val="24"/>
+        </w:rPr>
+      </w:pPr>
+      <w:r>
+        <w:rPr>
+          <w:rFonts w:ascii="Arial" w:hAnsi="Arial" w:cs="Arial"/>
+          <w:sz w:val="24"/>
+          <w:szCs w:val="24"/>
+        </w:rPr>
+        <w:t>ResearchGate is a website for academics. People share their research. Learn from each other. Making a profile on ResearchGate helped me see why it is important to meet academics.</w:t>
+      </w:r>
+    </w:p>
+    <w:p>
+      <w:pPr>
+        <w:rPr>
+          <w:rFonts w:ascii="Arial" w:hAnsi="Arial" w:cs="Arial"/>
+          <w:sz w:val="24"/>
+          <w:szCs w:val="24"/>
+        </w:rPr>
+      </w:pPr>
+      <w:r>
+        <w:rPr>
+          <w:rFonts w:ascii="Arial" w:hAnsi="Arial" w:cs="Arial"/>
+          <w:sz w:val="24"/>
+          <w:szCs w:val="24"/>
+        </w:rPr>
+        <w:t xml:space="preserve">I want to add more projects to my GitHub profile. I also want to improve my LinkedIn profile. I want to use ResearchGate to look at research that other people are doing. Doing this task helped me understand why it is a good idea to have a strong </w:t>
+      </w:r>
+      <w:r>
+        <w:rPr>
+          <w:rFonts w:ascii="Arial" w:hAnsi="Arial" w:cs="Arial"/>
+          <w:sz w:val="24"/>
+          <w:szCs w:val="24"/>
+        </w:rPr>
+        <w:lastRenderedPageBreak/>
+        <w:t>presence online. I learned that having profiles on GitHub, LinkedIn, and ResearchGate is important for my academic digital presence.</w:t>
+      </w:r>
+    </w:p>
+    <w:p>
+      <w:pPr>
+        <w:rPr>
+          <w:rFonts w:ascii="Arial" w:hAnsi="Arial" w:cs="Arial"/>
+          <w:sz w:val="24"/>
+          <w:szCs w:val="24"/>
+        </w:rPr>
+      </w:pPr>
+      <w:r>
+        <w:rPr>
+          <w:rFonts w:ascii="Arial" w:hAnsi="Arial" w:cs="Arial"/>
+          <w:sz w:val="24"/>
+          <w:szCs w:val="24"/>
+        </w:rPr>
+        <w:t>___________________________________________________________________</w:t>
+      </w:r>
+    </w:p>
+    <w:p>
+      <w:pPr>
+        <w:rPr>
+          <w:b/>
+          <w:bCs/>
+          <w:color w:val="2F5496" w:themeColor="accent1" w:themeShade="BF"/>
+          <w:u w:val="single"/>
+        </w:rPr>
+      </w:pPr>
+    </w:p>
+    <w:p>
+      <w:pPr>
+        <w:rPr>
+          <w:rFonts w:ascii="Arial" w:hAnsi="Arial" w:cs="Arial"/>
+          <w:b/>
+          <w:bCs/>
+          <w:color w:val="2F5496" w:themeColor="accent1" w:themeShade="BF"/>
+          <w:sz w:val="24"/>
+          <w:szCs w:val="24"/>
+          <w:u w:val="single"/>
+        </w:rPr>
+      </w:pPr>
+      <w:r>
+        <w:rPr>
+          <w:rFonts w:ascii="Arial" w:hAnsi="Arial" w:cs="Arial"/>
+          <w:b/>
+          <w:bCs/>
+          <w:color w:val="2F5496" w:themeColor="accent1" w:themeShade="BF"/>
+          <w:sz w:val="24"/>
+          <w:szCs w:val="24"/>
+          <w:u w:val="single"/>
+        </w:rPr>
+        <w:t>TASK 3 – CODING AND COLLABORATION PLATFORMS</w:t>
+      </w:r>
+    </w:p>
+    <w:p>
+      <w:pPr>
+        <w:rPr>
+          <w:rFonts w:ascii="Arial" w:hAnsi="Arial" w:cs="Arial"/>
+          <w:b/>
+          <w:bCs/>
+          <w:sz w:val="24"/>
+          <w:szCs w:val="24"/>
+          <w:u w:val="single"/>
+        </w:rPr>
+      </w:pPr>
+    </w:p>
+    <w:p>
+      <w:pPr>
+        <w:rPr>
+          <w:rFonts w:ascii="Arial" w:hAnsi="Arial" w:cs="Arial"/>
+          <w:sz w:val="24"/>
+          <w:szCs w:val="24"/>
+        </w:rPr>
+      </w:pPr>
+      <w:r>
+        <w:rPr>
+          <w:rFonts w:ascii="Arial" w:hAnsi="Arial" w:cs="Arial"/>
+          <w:sz w:val="24"/>
+          <w:szCs w:val="24"/>
+        </w:rPr>
+        <w:t>In this task I learned how to write emails and talk properly to people.</w:t>
+      </w:r>
+      <w:r>
+        <w:rPr>
+          <w:rFonts w:ascii="Arial" w:hAnsi="Arial" w:cs="Arial"/>
+          <w:sz w:val="24"/>
+          <w:szCs w:val="24"/>
+        </w:rPr>
+        <w:t xml:space="preserve"> </w:t>
+      </w:r>
+      <w:proofErr w:type="gramStart"/>
+      <w:r>
+        <w:rPr>
+          <w:rFonts w:ascii="Arial" w:hAnsi="Arial" w:cs="Arial"/>
+          <w:sz w:val="24"/>
+          <w:szCs w:val="24"/>
+        </w:rPr>
+        <w:t>I</w:t>
+      </w:r>
+      <w:proofErr w:type="gramEnd"/>
+      <w:r>
+        <w:rPr>
+          <w:rFonts w:ascii="Arial" w:hAnsi="Arial" w:cs="Arial"/>
+          <w:sz w:val="24"/>
+          <w:szCs w:val="24"/>
+        </w:rPr>
+        <w:t xml:space="preserve"> made two emails: one asking for time to do an assignment and another saying I want to do an internship.</w:t>
+      </w:r>
+      <w:r>
+        <w:rPr>
+          <w:rFonts w:ascii="Arial" w:hAnsi="Arial" w:cs="Arial"/>
+          <w:sz w:val="24"/>
+          <w:szCs w:val="24"/>
+        </w:rPr>
+        <w:t xml:space="preserve"> </w:t>
+      </w:r>
+      <w:r>
+        <w:rPr>
+          <w:rFonts w:ascii="Arial" w:hAnsi="Arial" w:cs="Arial"/>
+          <w:sz w:val="24"/>
+          <w:szCs w:val="24"/>
+        </w:rPr>
+        <w:t>I also made a list of what to do and not do on media.</w:t>
+      </w:r>
+      <w:r>
+        <w:rPr>
+          <w:rFonts w:ascii="Arial" w:hAnsi="Arial" w:cs="Arial"/>
+          <w:sz w:val="24"/>
+          <w:szCs w:val="24"/>
+        </w:rPr>
+        <w:t xml:space="preserve"> </w:t>
+      </w:r>
+      <w:proofErr w:type="gramStart"/>
+      <w:r>
+        <w:rPr>
+          <w:rFonts w:ascii="Arial" w:hAnsi="Arial" w:cs="Arial"/>
+          <w:sz w:val="24"/>
+          <w:szCs w:val="24"/>
+        </w:rPr>
+        <w:t>I</w:t>
+      </w:r>
+      <w:proofErr w:type="gramEnd"/>
+      <w:r>
+        <w:rPr>
+          <w:rFonts w:ascii="Arial" w:hAnsi="Arial" w:cs="Arial"/>
+          <w:sz w:val="24"/>
+          <w:szCs w:val="24"/>
+        </w:rPr>
+        <w:t xml:space="preserve"> found out that if you write emails that're hard to understand or are rude it can cause problems and hurt your relationships with people.</w:t>
+      </w:r>
+    </w:p>
+    <w:p>
+      <w:pPr>
+        <w:rPr>
+          <w:rFonts w:ascii="Arial" w:hAnsi="Arial" w:cs="Arial"/>
+          <w:sz w:val="24"/>
+          <w:szCs w:val="24"/>
+        </w:rPr>
+      </w:pPr>
+      <w:r>
+        <w:rPr>
+          <w:rFonts w:ascii="Arial" w:hAnsi="Arial" w:cs="Arial"/>
+          <w:sz w:val="24"/>
+          <w:szCs w:val="24"/>
+        </w:rPr>
+        <w:t>For example</w:t>
+      </w:r>
+      <w:r>
+        <w:rPr>
+          <w:rFonts w:ascii="Arial" w:hAnsi="Arial" w:cs="Arial"/>
+          <w:sz w:val="24"/>
+          <w:szCs w:val="24"/>
+        </w:rPr>
+        <w:t>,</w:t>
+      </w:r>
+      <w:r>
+        <w:rPr>
+          <w:rFonts w:ascii="Arial" w:hAnsi="Arial" w:cs="Arial"/>
+          <w:sz w:val="24"/>
+          <w:szCs w:val="24"/>
+        </w:rPr>
+        <w:t xml:space="preserve"> if a student sends an email with no subject. Says hello properly it might get ignored or people might think they are not professional.</w:t>
+      </w:r>
+      <w:r>
+        <w:rPr>
+          <w:rFonts w:ascii="Arial" w:hAnsi="Arial" w:cs="Arial"/>
+          <w:sz w:val="24"/>
+          <w:szCs w:val="24"/>
+        </w:rPr>
+        <w:t xml:space="preserve"> </w:t>
+      </w:r>
+      <w:proofErr w:type="gramStart"/>
+      <w:r>
+        <w:rPr>
+          <w:rFonts w:ascii="Arial" w:hAnsi="Arial" w:cs="Arial"/>
+          <w:sz w:val="24"/>
+          <w:szCs w:val="24"/>
+        </w:rPr>
+        <w:t>Using</w:t>
+      </w:r>
+      <w:proofErr w:type="gramEnd"/>
+      <w:r>
+        <w:rPr>
+          <w:rFonts w:ascii="Arial" w:hAnsi="Arial" w:cs="Arial"/>
+          <w:sz w:val="24"/>
+          <w:szCs w:val="24"/>
+        </w:rPr>
+        <w:t xml:space="preserve"> a subject and being polite and structuring your email properly can help you talk better to people.</w:t>
+      </w:r>
+      <w:r>
+        <w:rPr>
+          <w:rFonts w:ascii="Arial" w:hAnsi="Arial" w:cs="Arial"/>
+          <w:sz w:val="24"/>
+          <w:szCs w:val="24"/>
+        </w:rPr>
+        <w:t xml:space="preserve"> </w:t>
+      </w:r>
+      <w:r>
+        <w:rPr>
+          <w:rFonts w:ascii="Arial" w:hAnsi="Arial" w:cs="Arial"/>
+          <w:sz w:val="24"/>
+          <w:szCs w:val="24"/>
+        </w:rPr>
+        <w:t>This task helped me see how important it is to talk online.</w:t>
+      </w:r>
+      <w:r>
+        <w:rPr>
+          <w:rFonts w:ascii="Arial" w:hAnsi="Arial" w:cs="Arial"/>
+          <w:sz w:val="24"/>
+          <w:szCs w:val="24"/>
+        </w:rPr>
+        <w:t xml:space="preserve"> It </w:t>
+      </w:r>
+      <w:r>
+        <w:rPr>
+          <w:rFonts w:ascii="Arial" w:hAnsi="Arial" w:cs="Arial"/>
+          <w:sz w:val="24"/>
+          <w:szCs w:val="24"/>
+        </w:rPr>
+        <w:t>was about emails and communication. I learned a lot, about emails.</w:t>
+      </w:r>
+    </w:p>
+    <w:p>
+      <w:pPr>
+        <w:rPr>
+          <w:rFonts w:ascii="Arial" w:hAnsi="Arial" w:cs="Arial"/>
+          <w:sz w:val="24"/>
+          <w:szCs w:val="24"/>
+        </w:rPr>
+      </w:pPr>
+      <w:r>
+        <w:rPr>
+          <w:rFonts w:ascii="Arial" w:hAnsi="Arial" w:cs="Arial"/>
+          <w:sz w:val="24"/>
+          <w:szCs w:val="24"/>
+        </w:rPr>
+        <w:t>___________________________________________________________________</w:t>
+      </w:r>
+    </w:p>
+    <w:p>
+      <w:pPr>
+        <w:rPr>
+          <w:rFonts w:ascii="Arial" w:hAnsi="Arial" w:cs="Arial"/>
+          <w:b/>
+          <w:bCs/>
+          <w:color w:val="2F5496" w:themeColor="accent1" w:themeShade="BF"/>
+          <w:sz w:val="24"/>
+          <w:szCs w:val="24"/>
+          <w:u w:val="single"/>
+        </w:rPr>
+      </w:pPr>
+    </w:p>
+    <w:p>
+      <w:pPr>
+        <w:rPr>
+          <w:rFonts w:ascii="Arial" w:hAnsi="Arial" w:cs="Arial"/>
+          <w:b/>
+          <w:bCs/>
+          <w:color w:val="2F5496" w:themeColor="accent1" w:themeShade="BF"/>
+          <w:sz w:val="24"/>
+          <w:szCs w:val="24"/>
+          <w:u w:val="single"/>
+        </w:rPr>
+      </w:pPr>
+      <w:r>
+        <w:rPr>
+          <w:rFonts w:ascii="Arial" w:hAnsi="Arial" w:cs="Arial"/>
+          <w:b/>
+          <w:bCs/>
+          <w:color w:val="2F5496" w:themeColor="accent1" w:themeShade="BF"/>
+          <w:sz w:val="24"/>
+          <w:szCs w:val="24"/>
+          <w:u w:val="single"/>
+        </w:rPr>
+        <w:t>TASK 4 – EMAIL ETIQUETTE</w:t>
+      </w:r>
+    </w:p>
+    <w:p>
+      <w:pPr>
+        <w:rPr>
+          <w:rFonts w:ascii="Arial" w:hAnsi="Arial" w:cs="Arial"/>
+          <w:b/>
+          <w:bCs/>
+          <w:color w:val="2F5496" w:themeColor="accent1" w:themeShade="BF"/>
+          <w:sz w:val="24"/>
+          <w:szCs w:val="24"/>
+          <w:u w:val="single"/>
+        </w:rPr>
+      </w:pPr>
+    </w:p>
+    <w:p>
+      <w:pPr>
+        <w:rPr>
+          <w:rFonts w:ascii="Arial" w:hAnsi="Arial" w:cs="Arial"/>
+          <w:color w:val="000000" w:themeColor="text1"/>
+          <w:sz w:val="24"/>
+          <w:szCs w:val="24"/>
+        </w:rPr>
+      </w:pPr>
+      <w:r>
+        <w:rPr>
+          <w:rFonts w:ascii="Arial" w:hAnsi="Arial" w:cs="Arial"/>
+          <w:color w:val="000000" w:themeColor="text1"/>
+          <w:sz w:val="24"/>
+          <w:szCs w:val="24"/>
+        </w:rPr>
+        <w:t>I learned a lot from this task. I figured out how to write emails that sound professional and how to talk to people in a way. I made two email drafts. One was to ask for time to finish an assignment. The other was to say I am interested in an internship.</w:t>
+      </w:r>
+    </w:p>
+    <w:p>
+      <w:pPr>
+        <w:rPr>
+          <w:rFonts w:ascii="Arial" w:hAnsi="Arial" w:cs="Arial"/>
+          <w:color w:val="000000" w:themeColor="text1"/>
+          <w:sz w:val="24"/>
+          <w:szCs w:val="24"/>
+        </w:rPr>
+      </w:pPr>
+      <w:r>
+        <w:rPr>
+          <w:rFonts w:ascii="Arial" w:hAnsi="Arial" w:cs="Arial"/>
+          <w:color w:val="000000" w:themeColor="text1"/>
+          <w:sz w:val="24"/>
+          <w:szCs w:val="24"/>
+        </w:rPr>
+        <w:t>I also made a list of things to do. Not to do on social media. I found out that if I do not communicate well like if I send an email that's not clear or if I use a bad tone</w:t>
+      </w:r>
+      <w:r>
+        <w:rPr>
+          <w:rFonts w:ascii="Arial" w:hAnsi="Arial" w:cs="Arial"/>
+          <w:color w:val="000000" w:themeColor="text1"/>
+          <w:sz w:val="24"/>
+          <w:szCs w:val="24"/>
+        </w:rPr>
+        <w:t>,</w:t>
+      </w:r>
+      <w:r>
+        <w:rPr>
+          <w:rFonts w:ascii="Arial" w:hAnsi="Arial" w:cs="Arial"/>
+          <w:color w:val="000000" w:themeColor="text1"/>
+          <w:sz w:val="24"/>
+          <w:szCs w:val="24"/>
+        </w:rPr>
+        <w:t xml:space="preserve"> it can cause problems and hurt my relationships with other people.</w:t>
+      </w:r>
+    </w:p>
+    <w:p>
+      <w:pPr>
+        <w:pBdr>
+          <w:bottom w:val="single" w:sz="12" w:space="1" w:color="auto"/>
+        </w:pBdr>
+        <w:rPr>
+          <w:rFonts w:ascii="Arial" w:hAnsi="Arial" w:cs="Arial"/>
+          <w:color w:val="000000" w:themeColor="text1"/>
+          <w:sz w:val="24"/>
+          <w:szCs w:val="24"/>
+        </w:rPr>
+      </w:pPr>
+      <w:r>
+        <w:rPr>
+          <w:rFonts w:ascii="Arial" w:hAnsi="Arial" w:cs="Arial"/>
+          <w:color w:val="000000" w:themeColor="text1"/>
+          <w:sz w:val="24"/>
+          <w:szCs w:val="24"/>
+        </w:rPr>
+        <w:t>For instance</w:t>
+      </w:r>
+      <w:r>
+        <w:rPr>
+          <w:rFonts w:ascii="Arial" w:hAnsi="Arial" w:cs="Arial"/>
+          <w:color w:val="000000" w:themeColor="text1"/>
+          <w:sz w:val="24"/>
+          <w:szCs w:val="24"/>
+        </w:rPr>
+        <w:t>,</w:t>
+      </w:r>
+      <w:r>
+        <w:rPr>
+          <w:rFonts w:ascii="Arial" w:hAnsi="Arial" w:cs="Arial"/>
+          <w:color w:val="000000" w:themeColor="text1"/>
+          <w:sz w:val="24"/>
+          <w:szCs w:val="24"/>
+        </w:rPr>
+        <w:t xml:space="preserve"> if a student sends an email without saying what it is about or without saying hello the person getting the email might not read it. Might think the student is not professional. If I use a subject line am polite and make sure my email makes sense it can help me communicate better. This task really helped me see why it is so important to use communication in a professional way. I learned that professional digital communication like writing emails is very important. I understand now that professional digital communication is key, to succeeding.</w:t>
+      </w:r>
+    </w:p>
+    <w:p>
+      <w:pPr>
+        <w:pBdr>
+          <w:bottom w:val="single" w:sz="12" w:space="1" w:color="auto"/>
+        </w:pBdr>
+        <w:rPr>
+          <w:rFonts w:ascii="Arial" w:hAnsi="Arial" w:cs="Arial"/>
+          <w:color w:val="000000" w:themeColor="text1"/>
+          <w:sz w:val="24"/>
+          <w:szCs w:val="24"/>
+        </w:rPr>
+      </w:pPr>
+    </w:p>
+    <w:p>
+      <w:pPr>
+        <w:rPr>
+          <w:rFonts w:ascii="Arial" w:hAnsi="Arial" w:cs="Arial"/>
+          <w:b/>
+          <w:bCs/>
+          <w:color w:val="2F5496" w:themeColor="accent1" w:themeShade="BF"/>
+          <w:sz w:val="24"/>
+          <w:szCs w:val="24"/>
+          <w:u w:val="single"/>
+        </w:rPr>
+      </w:pPr>
+    </w:p>
+    <w:p>
+      <w:pPr>
+        <w:rPr>
+          <w:rFonts w:ascii="Arial" w:hAnsi="Arial" w:cs="Arial"/>
+          <w:b/>
+          <w:bCs/>
+          <w:color w:val="2F5496" w:themeColor="accent1" w:themeShade="BF"/>
+          <w:sz w:val="24"/>
+          <w:szCs w:val="24"/>
+          <w:u w:val="single"/>
+        </w:rPr>
+      </w:pPr>
+    </w:p>
+    <w:p>
+      <w:pPr>
+        <w:rPr>
+          <w:rFonts w:ascii="Arial" w:hAnsi="Arial" w:cs="Arial"/>
+          <w:b/>
+          <w:bCs/>
+          <w:color w:val="2F5496" w:themeColor="accent1" w:themeShade="BF"/>
+          <w:sz w:val="24"/>
+          <w:szCs w:val="24"/>
+          <w:u w:val="single"/>
+        </w:rPr>
+      </w:pPr>
+    </w:p>
+    <w:p>
+      <w:pPr>
+        <w:pBdr>
+          <w:bottom w:val="single" w:sz="12" w:space="1" w:color="auto"/>
+        </w:pBdr>
+        <w:rPr>
+          <w:rFonts w:ascii="Arial" w:hAnsi="Arial" w:cs="Arial"/>
+          <w:b/>
+          <w:bCs/>
+          <w:color w:val="2F5496" w:themeColor="accent1" w:themeShade="BF"/>
+          <w:sz w:val="24"/>
+          <w:szCs w:val="24"/>
+          <w:u w:val="single"/>
+        </w:rPr>
+      </w:pPr>
+    </w:p>
+    <w:p>
+      <w:pPr>
+        <w:rPr>
+          <w:rFonts w:ascii="Arial" w:hAnsi="Arial" w:cs="Arial"/>
+          <w:b/>
+          <w:bCs/>
+          <w:color w:val="2F5496" w:themeColor="accent1" w:themeShade="BF"/>
+          <w:sz w:val="24"/>
+          <w:szCs w:val="24"/>
+          <w:u w:val="single"/>
+        </w:rPr>
+      </w:pPr>
+    </w:p>
+    <w:p>
+      <w:pPr>
+        <w:rPr>
+          <w:rFonts w:ascii="Arial" w:hAnsi="Arial" w:cs="Arial"/>
+          <w:b/>
+          <w:bCs/>
+          <w:color w:val="2F5496" w:themeColor="accent1" w:themeShade="BF"/>
+          <w:sz w:val="24"/>
+          <w:szCs w:val="24"/>
+          <w:u w:val="single"/>
+        </w:rPr>
+      </w:pPr>
+      <w:r>
+        <w:rPr>
+          <w:rFonts w:ascii="Arial" w:hAnsi="Arial" w:cs="Arial"/>
+          <w:b/>
+          <w:bCs/>
+          <w:color w:val="2F5496" w:themeColor="accent1" w:themeShade="BF"/>
+          <w:sz w:val="24"/>
+          <w:szCs w:val="24"/>
+          <w:u w:val="single"/>
+        </w:rPr>
+        <w:t>TASK 5</w:t>
+      </w:r>
+      <w:r>
+        <w:rPr>
+          <w:rFonts w:ascii="Arial" w:hAnsi="Arial" w:cs="Arial"/>
+          <w:b/>
+          <w:bCs/>
+          <w:color w:val="2F5496" w:themeColor="accent1" w:themeShade="BF"/>
+          <w:sz w:val="24"/>
+          <w:szCs w:val="24"/>
+          <w:u w:val="single"/>
+        </w:rPr>
+        <w:t xml:space="preserve"> – </w:t>
+      </w:r>
+      <w:r>
+        <w:rPr>
+          <w:rFonts w:ascii="Arial" w:hAnsi="Arial" w:cs="Arial"/>
+          <w:b/>
+          <w:bCs/>
+          <w:color w:val="2F5496" w:themeColor="accent1" w:themeShade="BF"/>
+          <w:sz w:val="24"/>
+          <w:szCs w:val="24"/>
+          <w:u w:val="single"/>
+        </w:rPr>
+        <w:t>CYBERCRIME</w:t>
+      </w:r>
+    </w:p>
+    <w:p>
+      <w:pPr>
+        <w:rPr>
+          <w:rFonts w:ascii="Arial" w:hAnsi="Arial" w:cs="Arial"/>
+          <w:b/>
+          <w:bCs/>
+          <w:color w:val="2F5496" w:themeColor="accent1" w:themeShade="BF"/>
+          <w:sz w:val="24"/>
+          <w:szCs w:val="24"/>
+          <w:u w:val="single"/>
+        </w:rPr>
+      </w:pPr>
+    </w:p>
+    <w:p>
+      <w:pPr>
+        <w:rPr>
+          <w:rFonts w:ascii="Arial" w:hAnsi="Arial" w:cs="Arial"/>
+          <w:color w:val="000000" w:themeColor="text1"/>
+          <w:sz w:val="24"/>
+          <w:szCs w:val="24"/>
+        </w:rPr>
+      </w:pPr>
+      <w:r>
+        <w:rPr>
+          <w:rFonts w:ascii="Arial" w:hAnsi="Arial" w:cs="Arial"/>
+          <w:color w:val="000000" w:themeColor="text1"/>
+          <w:sz w:val="24"/>
+          <w:szCs w:val="24"/>
+        </w:rPr>
+        <w:t>While learning about UPI and online payment fraud I was surprised to find out that cybercriminals do not need to be hackers. They trick people into transferring money themselves using social engineering techniques. I did not expect that just scanning a QR code or approving a payment request could lead to financial loss. It is really alarming.</w:t>
+      </w:r>
+    </w:p>
+    <w:p>
+      <w:pPr>
+        <w:pBdr>
+          <w:bottom w:val="single" w:sz="12" w:space="1" w:color="auto"/>
+        </w:pBdr>
+        <w:rPr>
+          <w:rFonts w:ascii="Arial" w:hAnsi="Arial" w:cs="Arial"/>
+          <w:color w:val="000000" w:themeColor="text1"/>
+          <w:sz w:val="24"/>
+          <w:szCs w:val="24"/>
+        </w:rPr>
+      </w:pPr>
+      <w:r>
+        <w:rPr>
+          <w:rFonts w:ascii="Arial" w:hAnsi="Arial" w:cs="Arial"/>
+          <w:color w:val="000000" w:themeColor="text1"/>
+          <w:sz w:val="24"/>
+          <w:szCs w:val="24"/>
+        </w:rPr>
+        <w:t xml:space="preserve">Because of this I plan to be more careful when using payment apps. Before entering my </w:t>
+      </w:r>
+      <w:r>
+        <w:rPr>
+          <w:rFonts w:ascii="Arial" w:hAnsi="Arial" w:cs="Arial"/>
+          <w:color w:val="000000" w:themeColor="text1"/>
+          <w:sz w:val="24"/>
+          <w:szCs w:val="24"/>
+        </w:rPr>
+        <w:t>UPI PIN,</w:t>
+      </w:r>
+      <w:r>
+        <w:rPr>
+          <w:rFonts w:ascii="Arial" w:hAnsi="Arial" w:cs="Arial"/>
+          <w:color w:val="000000" w:themeColor="text1"/>
+          <w:sz w:val="24"/>
+          <w:szCs w:val="24"/>
+        </w:rPr>
+        <w:t xml:space="preserve"> I will always check if I am sending or receiving money. I will also avoid scanning QR codes from sources. This knowledge will help me stay safe from UPI and online payment frauds in the future.</w:t>
+      </w:r>
+    </w:p>
+    <w:p>
+      <w:pPr>
+        <w:pBdr>
+          <w:bottom w:val="single" w:sz="12" w:space="1" w:color="auto"/>
+        </w:pBdr>
+        <w:rPr>
+          <w:rFonts w:ascii="Arial" w:hAnsi="Arial" w:cs="Arial"/>
+          <w:color w:val="000000" w:themeColor="text1"/>
+          <w:sz w:val="24"/>
+          <w:szCs w:val="24"/>
+        </w:rPr>
+      </w:pPr>
+    </w:p>
+    <w:p>
+      <w:pPr>
+        <w:rPr>
+          <w:rFonts w:ascii="Arial" w:hAnsi="Arial" w:cs="Arial"/>
+          <w:color w:val="000000" w:themeColor="text1"/>
+          <w:sz w:val="24"/>
+          <w:szCs w:val="24"/>
+        </w:rPr>
+      </w:pPr>
+    </w:p>
+    <w:p>
+      <w:pPr>
+        <w:rPr>
+          <w:rFonts w:ascii="Arial" w:hAnsi="Arial" w:cs="Arial"/>
+          <w:b/>
+          <w:bCs/>
+          <w:color w:val="2F5496" w:themeColor="accent1" w:themeShade="BF"/>
+          <w:sz w:val="24"/>
+          <w:szCs w:val="24"/>
+          <w:u w:val="single"/>
+        </w:rPr>
+      </w:pPr>
+      <w:r>
+        <w:rPr>
+          <w:rFonts w:ascii="Arial" w:hAnsi="Arial" w:cs="Arial"/>
+          <w:b/>
+          <w:bCs/>
+          <w:color w:val="2F5496" w:themeColor="accent1" w:themeShade="BF"/>
+          <w:sz w:val="24"/>
+          <w:szCs w:val="24"/>
+          <w:u w:val="single"/>
+        </w:rPr>
+        <w:t>CONCLUSION</w:t>
+      </w:r>
+    </w:p>
+    <w:p>
+      <w:pPr>
+        <w:rPr>
+          <w:rFonts w:ascii="Arial" w:hAnsi="Arial" w:cs="Arial"/>
+          <w:b/>
+          <w:bCs/>
+          <w:color w:val="2F5496" w:themeColor="accent1" w:themeShade="BF"/>
+          <w:sz w:val="24"/>
+          <w:szCs w:val="24"/>
+          <w:u w:val="single"/>
+        </w:rPr>
+      </w:pPr>
+    </w:p>
+    <w:p>
+      <w:pPr>
+        <w:pBdr>
+          <w:bottom w:val="single" w:sz="12" w:space="1" w:color="auto"/>
+        </w:pBdr>
+        <w:rPr>
+          <w:rFonts w:ascii="Arial" w:hAnsi="Arial" w:cs="Arial"/>
+          <w:color w:val="000000" w:themeColor="text1"/>
+          <w:sz w:val="24"/>
+          <w:szCs w:val="24"/>
+        </w:rPr>
+      </w:pPr>
+      <w:r>
+        <w:rPr>
+          <w:rFonts w:ascii="Arial" w:hAnsi="Arial" w:cs="Arial"/>
+          <w:color w:val="000000" w:themeColor="text1"/>
+          <w:sz w:val="24"/>
+          <w:szCs w:val="24"/>
+        </w:rPr>
+        <w:t>This project really helped me see how important digital literacy is, in the world we live in today. I figured out how to use tools and build a professional online presence. I also learned how to communicate in a way that's effective and how to stay safe from people who want to hurt us on the internet. The digital literacy project had tasks that taught me things I can actually use. The digital literacy project helped me understand things better it helped me get better at using technology. It made me feel more confident when I am using digital platforms in a responsible way.</w:t>
+      </w:r>
+    </w:p>
+    <w:p>
+      <w:pPr>
+        <w:pBdr>
+          <w:bottom w:val="single" w:sz="12" w:space="1" w:color="auto"/>
+        </w:pBdr>
+        <w:rPr>
+          <w:rFonts w:ascii="Arial" w:hAnsi="Arial" w:cs="Arial"/>
+          <w:color w:val="000000" w:themeColor="text1"/>
+          <w:sz w:val="24"/>
+          <w:szCs w:val="24"/>
+        </w:rPr>
+      </w:pPr>
+    </w:p>
+    <w:p>
+      <w:pPr>
+        <w:rPr>
+          <w:rFonts w:ascii="Arial" w:hAnsi="Arial" w:cs="Arial"/>
+          <w:color w:val="000000" w:themeColor="text1"/>
+          <w:sz w:val="24"/>
+          <w:szCs w:val="24"/>
+        </w:rPr>
+      </w:pPr>
+    </w:p>
+    <w:p>
+      <w:pPr>
+        <w:rPr>
+          <w:rFonts w:ascii="Arial" w:hAnsi="Arial" w:cs="Arial"/>
+          <w:b/>
+          <w:bCs/>
+          <w:color w:val="2F5496" w:themeColor="accent1" w:themeShade="BF"/>
+          <w:sz w:val="24"/>
+          <w:szCs w:val="24"/>
+          <w:u w:val="single"/>
+        </w:rPr>
+      </w:pPr>
+      <w:r>
+        <w:rPr>
+          <w:rFonts w:ascii="Arial" w:hAnsi="Arial" w:cs="Arial"/>
+          <w:b/>
+          <w:bCs/>
+          <w:color w:val="2F5496" w:themeColor="accent1" w:themeShade="BF"/>
+          <w:sz w:val="24"/>
+          <w:szCs w:val="24"/>
+          <w:u w:val="single"/>
+        </w:rPr>
+        <w:t>REFERENCES</w:t>
+      </w:r>
+    </w:p>
+    <w:p>
+      <w:pPr>
+        <w:rPr>
+          <w:rFonts w:ascii="Arial" w:hAnsi="Arial" w:cs="Arial"/>
+          <w:b/>
+          <w:bCs/>
+          <w:color w:val="2F5496" w:themeColor="accent1" w:themeShade="BF"/>
+          <w:sz w:val="24"/>
+          <w:szCs w:val="24"/>
+          <w:u w:val="single"/>
+        </w:rPr>
+      </w:pPr>
+    </w:p>
+    <w:p>
+      <w:pPr>
+        <w:pStyle w:val="ListParagraph"/>
         <w:numPr>
           <w:ilvl w:val="0"/>
           <w:numId w:val="1"/>
         </w:numPr>
-      </w:pPr>
-      <w:r>
-        <w:t>Canva</w:t>
-      </w:r>
-    </w:p>
-    <w:p>
-      <w:pPr>
+        <w:rPr>
+          <w:rFonts w:ascii="Arial" w:hAnsi="Arial" w:cs="Arial"/>
+          <w:color w:val="000000" w:themeColor="text1"/>
+          <w:sz w:val="24"/>
+          <w:szCs w:val="24"/>
+        </w:rPr>
+      </w:pPr>
+      <w:r>
+        <w:rPr>
+          <w:rFonts w:ascii="Arial" w:hAnsi="Arial" w:cs="Arial"/>
+          <w:color w:val="000000" w:themeColor="text1"/>
+          <w:sz w:val="24"/>
+          <w:szCs w:val="24"/>
+        </w:rPr>
+        <w:t xml:space="preserve"> National Cyber Crime Portal – </w:t>
+      </w:r>
+      <w:hyperlink r:id="rId8" w:tgtFrame="_new" w:history="1">
+        <w:r>
+          <w:rPr>
+            <w:rStyle w:val="Hyperlink"/>
+            <w:rFonts w:ascii="Arial" w:hAnsi="Arial" w:cs="Arial"/>
+            <w:sz w:val="24"/>
+            <w:szCs w:val="24"/>
+          </w:rPr>
+          <w:t>https://cybercrime.gov.in</w:t>
+        </w:r>
+      </w:hyperlink>
+      <w:r>
+        <w:rPr>
+          <w:rFonts w:ascii="Arial" w:hAnsi="Arial" w:cs="Arial"/>
+          <w:color w:val="000000" w:themeColor="text1"/>
+          <w:sz w:val="24"/>
+          <w:szCs w:val="24"/>
+        </w:rPr>
+        <w:t xml:space="preserve"> </w:t>
+      </w:r>
+    </w:p>
+    <w:p>
+      <w:pPr>
+        <w:pStyle w:val="ListParagraph"/>
         <w:numPr>
           <w:ilvl w:val="0"/>
           <w:numId w:val="1"/>
         </w:numPr>
-      </w:pPr>
-      <w:r>
-        <w:t>GitHub</w:t>
-      </w:r>
-    </w:p>
-    <w:p>
-      <w:pPr>
+        <w:rPr>
+          <w:rFonts w:ascii="Arial" w:hAnsi="Arial" w:cs="Arial"/>
+          <w:color w:val="000000" w:themeColor="text1"/>
+          <w:sz w:val="24"/>
+          <w:szCs w:val="24"/>
+        </w:rPr>
+      </w:pPr>
+      <w:r>
+        <w:rPr>
+          <w:rFonts w:ascii="Arial" w:hAnsi="Arial" w:cs="Arial"/>
+          <w:color w:val="000000" w:themeColor="text1"/>
+          <w:sz w:val="24"/>
+          <w:szCs w:val="24"/>
+        </w:rPr>
+        <w:t xml:space="preserve"> GitHub – </w:t>
+      </w:r>
+      <w:hyperlink r:id="rId9" w:tgtFrame="_new" w:history="1">
+        <w:r>
+          <w:rPr>
+            <w:rStyle w:val="Hyperlink"/>
+            <w:rFonts w:ascii="Arial" w:hAnsi="Arial" w:cs="Arial"/>
+            <w:sz w:val="24"/>
+            <w:szCs w:val="24"/>
+          </w:rPr>
+          <w:t>https://github.com</w:t>
+        </w:r>
+      </w:hyperlink>
+      <w:r>
+        <w:rPr>
+          <w:rFonts w:ascii="Arial" w:hAnsi="Arial" w:cs="Arial"/>
+          <w:color w:val="000000" w:themeColor="text1"/>
+          <w:sz w:val="24"/>
+          <w:szCs w:val="24"/>
+        </w:rPr>
+        <w:t xml:space="preserve"> </w:t>
+      </w:r>
+    </w:p>
+    <w:p>
+      <w:pPr>
+        <w:pStyle w:val="ListParagraph"/>
         <w:numPr>
           <w:ilvl w:val="0"/>
           <w:numId w:val="1"/>
         </w:numPr>
-      </w:pPr>
-      <w:r>
-        <w:t>LinkedIn</w:t>
-      </w:r>
-    </w:p>
-    <w:p>
-      <w:pPr>
+        <w:rPr>
+          <w:rFonts w:ascii="Arial" w:hAnsi="Arial" w:cs="Arial"/>
+          <w:color w:val="000000" w:themeColor="text1"/>
+          <w:sz w:val="24"/>
+          <w:szCs w:val="24"/>
+        </w:rPr>
+      </w:pPr>
+      <w:r>
+        <w:rPr>
+          <w:rFonts w:ascii="Arial" w:hAnsi="Arial" w:cs="Arial"/>
+          <w:color w:val="000000" w:themeColor="text1"/>
+          <w:sz w:val="24"/>
+          <w:szCs w:val="24"/>
+        </w:rPr>
+        <w:t xml:space="preserve"> LinkedIn – </w:t>
+      </w:r>
+      <w:hyperlink r:id="rId10" w:tgtFrame="_new" w:history="1">
+        <w:r>
+          <w:rPr>
+            <w:rStyle w:val="Hyperlink"/>
+            <w:rFonts w:ascii="Arial" w:hAnsi="Arial" w:cs="Arial"/>
+            <w:sz w:val="24"/>
+            <w:szCs w:val="24"/>
+          </w:rPr>
+          <w:t>https://www.linkedin.com</w:t>
+        </w:r>
+      </w:hyperlink>
+      <w:r>
+        <w:rPr>
+          <w:rFonts w:ascii="Arial" w:hAnsi="Arial" w:cs="Arial"/>
+          <w:color w:val="000000" w:themeColor="text1"/>
+          <w:sz w:val="24"/>
+          <w:szCs w:val="24"/>
+        </w:rPr>
+        <w:t xml:space="preserve"> </w:t>
+      </w:r>
+    </w:p>
+    <w:p>
+      <w:pPr>
+        <w:pStyle w:val="ListParagraph"/>
         <w:numPr>
           <w:ilvl w:val="0"/>
           <w:numId w:val="1"/>
         </w:numPr>
-      </w:pPr>
-      <w:proofErr w:type="spellStart"/>
-      <w:r>
-        <w:t>HackerRank</w:t>
-      </w:r>
-      <w:proofErr w:type="spellEnd"/>
-    </w:p>
-    <w:p>
-      <w:pPr>
+        <w:rPr>
+          <w:rFonts w:ascii="Arial" w:hAnsi="Arial" w:cs="Arial"/>
+          <w:color w:val="000000" w:themeColor="text1"/>
+          <w:sz w:val="24"/>
+          <w:szCs w:val="24"/>
+        </w:rPr>
+      </w:pPr>
+      <w:r>
+        <w:rPr>
+          <w:rFonts w:ascii="Arial" w:hAnsi="Arial" w:cs="Arial"/>
+          <w:color w:val="000000" w:themeColor="text1"/>
+          <w:sz w:val="24"/>
+          <w:szCs w:val="24"/>
+        </w:rPr>
+        <w:t xml:space="preserve"> ResearchGate – </w:t>
+      </w:r>
+      <w:hyperlink r:id="rId11" w:tgtFrame="_new" w:history="1">
+        <w:r>
+          <w:rPr>
+            <w:rStyle w:val="Hyperlink"/>
+            <w:rFonts w:ascii="Arial" w:hAnsi="Arial" w:cs="Arial"/>
+            <w:sz w:val="24"/>
+            <w:szCs w:val="24"/>
+          </w:rPr>
+          <w:t>https://www.researchgate.net</w:t>
+        </w:r>
+      </w:hyperlink>
+      <w:r>
+        <w:rPr>
+          <w:rFonts w:ascii="Arial" w:hAnsi="Arial" w:cs="Arial"/>
+          <w:color w:val="000000" w:themeColor="text1"/>
+          <w:sz w:val="24"/>
+          <w:szCs w:val="24"/>
+        </w:rPr>
+        <w:t xml:space="preserve"> </w:t>
+      </w:r>
+    </w:p>
+    <w:p>
+      <w:pPr>
+        <w:pStyle w:val="ListParagraph"/>
         <w:numPr>
           <w:ilvl w:val="0"/>
           <w:numId w:val="1"/>
         </w:numPr>
-      </w:pPr>
-      <w:r>
-        <w:t>Google Forms</w:t>
-      </w:r>
-    </w:p>
-    <w:p>
-      <w:pPr>
+        <w:rPr>
+          <w:rFonts w:ascii="Arial" w:hAnsi="Arial" w:cs="Arial"/>
+          <w:color w:val="000000" w:themeColor="text1"/>
+          <w:sz w:val="24"/>
+          <w:szCs w:val="24"/>
+        </w:rPr>
+      </w:pPr>
+      <w:r>
+        <w:rPr>
+          <w:rFonts w:ascii="Arial" w:hAnsi="Arial" w:cs="Arial"/>
+          <w:color w:val="000000" w:themeColor="text1"/>
+          <w:sz w:val="24"/>
+          <w:szCs w:val="24"/>
+        </w:rPr>
+        <w:t xml:space="preserve"> Google Forms – </w:t>
+      </w:r>
+      <w:hyperlink r:id="rId12" w:tgtFrame="_new" w:history="1">
+        <w:r>
+          <w:rPr>
+            <w:rStyle w:val="Hyperlink"/>
+            <w:rFonts w:ascii="Arial" w:hAnsi="Arial" w:cs="Arial"/>
+            <w:sz w:val="24"/>
+            <w:szCs w:val="24"/>
+          </w:rPr>
+          <w:t>https://forms.google.com</w:t>
+        </w:r>
+      </w:hyperlink>
+      <w:r>
+        <w:rPr>
+          <w:rFonts w:ascii="Arial" w:hAnsi="Arial" w:cs="Arial"/>
+          <w:color w:val="000000" w:themeColor="text1"/>
+          <w:sz w:val="24"/>
+          <w:szCs w:val="24"/>
+        </w:rPr>
+        <w:t xml:space="preserve"> </w:t>
+      </w:r>
+    </w:p>
+    <w:p>
+      <w:pPr>
+        <w:pStyle w:val="ListParagraph"/>
         <w:numPr>
           <w:ilvl w:val="0"/>
           <w:numId w:val="1"/>
         </w:numPr>
-      </w:pPr>
-      <w:r>
-        <w:t>cybercrime.gov.in</w:t>
-      </w:r>
-    </w:p>
-    <w:p/>
+        <w:rPr>
+          <w:rFonts w:ascii="Arial" w:hAnsi="Arial" w:cs="Arial"/>
+          <w:color w:val="000000" w:themeColor="text1"/>
+          <w:sz w:val="24"/>
+          <w:szCs w:val="24"/>
+        </w:rPr>
+      </w:pPr>
+      <w:r>
+        <w:rPr>
+          <w:rFonts w:ascii="Arial" w:hAnsi="Arial" w:cs="Arial"/>
+          <w:color w:val="000000" w:themeColor="text1"/>
+          <w:sz w:val="24"/>
+          <w:szCs w:val="24"/>
+        </w:rPr>
+        <w:t xml:space="preserve"> </w:t>
+      </w:r>
+      <w:proofErr w:type="spellStart"/>
+      <w:r>
+        <w:rPr>
+          <w:rFonts w:ascii="Arial" w:hAnsi="Arial" w:cs="Arial"/>
+          <w:color w:val="000000" w:themeColor="text1"/>
+          <w:sz w:val="24"/>
+          <w:szCs w:val="24"/>
+        </w:rPr>
+        <w:t>HackerRank</w:t>
+      </w:r>
+      <w:proofErr w:type="spellEnd"/>
+      <w:r>
+        <w:rPr>
+          <w:rFonts w:ascii="Arial" w:hAnsi="Arial" w:cs="Arial"/>
+          <w:color w:val="000000" w:themeColor="text1"/>
+          <w:sz w:val="24"/>
+          <w:szCs w:val="24"/>
+        </w:rPr>
+        <w:t xml:space="preserve"> – </w:t>
+      </w:r>
+      <w:hyperlink r:id="rId13" w:tgtFrame="_new" w:history="1">
+        <w:r>
+          <w:rPr>
+            <w:rStyle w:val="Hyperlink"/>
+            <w:rFonts w:ascii="Arial" w:hAnsi="Arial" w:cs="Arial"/>
+            <w:sz w:val="24"/>
+            <w:szCs w:val="24"/>
+          </w:rPr>
+          <w:t>https://www.hackerrank.com</w:t>
+        </w:r>
+      </w:hyperlink>
+      <w:r>
+        <w:rPr>
+          <w:rFonts w:ascii="Arial" w:hAnsi="Arial" w:cs="Arial"/>
+          <w:color w:val="000000" w:themeColor="text1"/>
+          <w:sz w:val="24"/>
+          <w:szCs w:val="24"/>
+        </w:rPr>
+        <w:t xml:space="preserve"> </w:t>
+      </w:r>
+    </w:p>
+    <w:p>
+      <w:pPr>
+        <w:pStyle w:val="ListParagraph"/>
+        <w:numPr>
+          <w:ilvl w:val="0"/>
+          <w:numId w:val="1"/>
+        </w:numPr>
+        <w:rPr>
+          <w:rFonts w:ascii="Arial" w:hAnsi="Arial" w:cs="Arial"/>
+          <w:color w:val="000000" w:themeColor="text1"/>
+          <w:sz w:val="24"/>
+          <w:szCs w:val="24"/>
+        </w:rPr>
+      </w:pPr>
+      <w:r>
+        <w:rPr>
+          <w:rFonts w:ascii="Arial" w:hAnsi="Arial" w:cs="Arial"/>
+          <w:color w:val="000000" w:themeColor="text1"/>
+          <w:sz w:val="24"/>
+          <w:szCs w:val="24"/>
+        </w:rPr>
+        <w:t xml:space="preserve"> </w:t>
+      </w:r>
+      <w:r>
+        <w:rPr>
+          <w:rFonts w:ascii="Arial" w:hAnsi="Arial" w:cs="Arial"/>
+          <w:color w:val="000000" w:themeColor="text1"/>
+          <w:sz w:val="24"/>
+          <w:szCs w:val="24"/>
+        </w:rPr>
+        <w:t xml:space="preserve">Canva – </w:t>
+      </w:r>
+      <w:hyperlink r:id="rId14" w:tgtFrame="_new" w:history="1">
+        <w:r>
+          <w:rPr>
+            <w:rStyle w:val="Hyperlink"/>
+            <w:rFonts w:ascii="Arial" w:hAnsi="Arial" w:cs="Arial"/>
+            <w:sz w:val="24"/>
+            <w:szCs w:val="24"/>
+          </w:rPr>
+          <w:t>https://www.canva.com</w:t>
+        </w:r>
+      </w:hyperlink>
+    </w:p>
+    <w:p>
+      <w:pPr>
+        <w:rPr>
+          <w:rFonts w:ascii="Arial" w:hAnsi="Arial" w:cs="Arial"/>
+          <w:color w:val="000000" w:themeColor="text1"/>
+          <w:sz w:val="24"/>
+          <w:szCs w:val="24"/>
+        </w:rPr>
+      </w:pPr>
+      <w:r>
+        <w:rPr>
+          <w:rFonts w:ascii="Arial" w:hAnsi="Arial" w:cs="Arial"/>
+          <w:color w:val="000000" w:themeColor="text1"/>
+          <w:sz w:val="24"/>
+          <w:szCs w:val="24"/>
+        </w:rPr>
+        <w:t>___________________________________________________________________</w:t>
+      </w:r>
+    </w:p>
     <w:sectPr>
       <w:pgSz w:w="11906" w:h="16838"/>
-      <w:pgMar w:top="1440" w:right="1440" w:bottom="1440" w:left="1440" w:header="708" w:footer="708" w:gutter="0"/>
+      <w:pgMar w:top="1440" w:right="1440" w:bottom="1440" w:left="1440" w:header="1440" w:footer="1440" w:gutter="0"/>
       <w:cols w:space="708"/>
       <w:docGrid w:linePitch="360"/>
     </w:sectPr>
@@ -435,179 +1986,191 @@
 </w:document>
 </file>
 
+<file path=word/endnotes.xml><?xml version="1.0" encoding="utf-8"?>
+<w:endnotes xmlns:wpc="http://schemas.microsoft.com/office/word/2010/wordprocessingCanvas" xmlns:cx="http://schemas.microsoft.com/office/drawing/2014/chartex" xmlns:cx1="http://schemas.microsoft.com/office/drawing/2015/9/8/chartex" xmlns:cx2="http://schemas.microsoft.com/office/drawing/2015/10/21/chartex" xmlns:cx3="http://schemas.microsoft.com/office/drawing/2016/5/9/chartex" xmlns:cx4="http://schemas.microsoft.com/office/drawing/2016/5/10/chartex" xmlns:cx5="http://schemas.microsoft.com/office/drawing/2016/5/11/chartex" xmlns:cx6="http://schemas.microsoft.com/office/drawing/2016/5/12/chartex" xmlns:cx7="http://schemas.microsoft.com/office/drawing/2016/5/13/chartex" xmlns:cx8="http://schemas.microsoft.com/office/drawing/2016/5/14/chartex" xmlns:mc="http://schemas.openxmlformats.org/markup-compatibility/2006" xmlns:aink="http://schemas.microsoft.com/office/drawing/2016/ink" xmlns:am3d="http://schemas.microsoft.com/office/drawing/2017/model3d" xmlns:o="urn:schemas-microsoft-com:office:office" xmlns:oel="http://schemas.microsoft.com/office/2019/extlst" xmlns:r="http://schemas.openxmlformats.org/officeDocument/2006/relationships" xmlns:m="http://schemas.openxmlformats.org/officeDocument/2006/math" xmlns:v="urn:schemas-microsoft-com:vml" xmlns:wp14="http://schemas.microsoft.com/office/word/2010/wordprocessingDrawing" xmlns:wp="http://schemas.openxmlformats.org/drawingml/2006/wordprocessingDrawing" xmlns:w10="urn:schemas-microsoft-com:office:word" xmlns:w="http://schemas.openxmlformats.org/wordprocessingml/2006/main" xmlns:w14="http://schemas.microsoft.com/office/word/2010/wordml" xmlns:w15="http://schemas.microsoft.com/office/word/2012/wordml" xmlns:w16cex="http://schemas.microsoft.com/office/word/2018/wordml/cex" xmlns:w16cid="http://schemas.microsoft.com/office/word/2016/wordml/cid" xmlns:w16="http://schemas.microsoft.com/office/word/2018/wordml" xmlns:w16du="http://schemas.microsoft.com/office/word/2023/wordml/word16du" xmlns:w16sdtdh="http://schemas.microsoft.com/office/word/2020/wordml/sdtdatahash" xmlns:w16sdtfl="http://schemas.microsoft.com/office/word/2024/wordml/sdtformatlock" xmlns:w16se="http://schemas.microsoft.com/office/word/2015/wordml/symex" xmlns:wpg="http://schemas.microsoft.com/office/word/2010/wordprocessingGroup" xmlns:wpi="http://schemas.microsoft.com/office/word/2010/wordprocessingInk" xmlns:wne="http://schemas.microsoft.com/office/word/2006/wordml" xmlns:wps="http://schemas.microsoft.com/office/word/2010/wordprocessingShape" mc:Ignorable="w14 w15 w16se w16cid w16 w16cex w16sdtdh w16sdtfl w16du wp14">
+  <w:endnote w:type="separator" w:id="-1">
+    <w:p>
+      <w:pPr>
+        <w:spacing w:after="0" w:line="240" w:lineRule="auto"/>
+      </w:pPr>
+      <w:r>
+        <w:separator/>
+      </w:r>
+    </w:p>
+  </w:endnote>
+  <w:endnote w:type="continuationSeparator" w:id="0">
+    <w:p>
+      <w:pPr>
+        <w:spacing w:after="0" w:line="240" w:lineRule="auto"/>
+      </w:pPr>
+      <w:r>
+        <w:continuationSeparator/>
+      </w:r>
+    </w:p>
+  </w:endnote>
+</w:endnotes>
+</file>
+
+<file path=word/footnotes.xml><?xml version="1.0" encoding="utf-8"?>
+<w:footnotes xmlns:wpc="http://schemas.microsoft.com/office/word/2010/wordprocessingCanvas" xmlns:cx="http://schemas.microsoft.com/office/drawing/2014/chartex" xmlns:cx1="http://schemas.microsoft.com/office/drawing/2015/9/8/chartex" xmlns:cx2="http://schemas.microsoft.com/office/drawing/2015/10/21/chartex" xmlns:cx3="http://schemas.microsoft.com/office/drawing/2016/5/9/chartex" xmlns:cx4="http://schemas.microsoft.com/office/drawing/2016/5/10/chartex" xmlns:cx5="http://schemas.microsoft.com/office/drawing/2016/5/11/chartex" xmlns:cx6="http://schemas.microsoft.com/office/drawing/2016/5/12/chartex" xmlns:cx7="http://schemas.microsoft.com/office/drawing/2016/5/13/chartex" xmlns:cx8="http://schemas.microsoft.com/office/drawing/2016/5/14/chartex" xmlns:mc="http://schemas.openxmlformats.org/markup-compatibility/2006" xmlns:aink="http://schemas.microsoft.com/office/drawing/2016/ink" xmlns:am3d="http://schemas.microsoft.com/office/drawing/2017/model3d" xmlns:o="urn:schemas-microsoft-com:office:office" xmlns:oel="http://schemas.microsoft.com/office/2019/extlst" xmlns:r="http://schemas.openxmlformats.org/officeDocument/2006/relationships" xmlns:m="http://schemas.openxmlformats.org/officeDocument/2006/math" xmlns:v="urn:schemas-microsoft-com:vml" xmlns:wp14="http://schemas.microsoft.com/office/word/2010/wordprocessingDrawing" xmlns:wp="http://schemas.openxmlformats.org/drawingml/2006/wordprocessingDrawing" xmlns:w10="urn:schemas-microsoft-com:office:word" xmlns:w="http://schemas.openxmlformats.org/wordprocessingml/2006/main" xmlns:w14="http://schemas.microsoft.com/office/word/2010/wordml" xmlns:w15="http://schemas.microsoft.com/office/word/2012/wordml" xmlns:w16cex="http://schemas.microsoft.com/office/word/2018/wordml/cex" xmlns:w16cid="http://schemas.microsoft.com/office/word/2016/wordml/cid" xmlns:w16="http://schemas.microsoft.com/office/word/2018/wordml" xmlns:w16du="http://schemas.microsoft.com/office/word/2023/wordml/word16du" xmlns:w16sdtdh="http://schemas.microsoft.com/office/word/2020/wordml/sdtdatahash" xmlns:w16sdtfl="http://schemas.microsoft.com/office/word/2024/wordml/sdtformatlock" xmlns:w16se="http://schemas.microsoft.com/office/word/2015/wordml/symex" xmlns:wpg="http://schemas.microsoft.com/office/word/2010/wordprocessingGroup" xmlns:wpi="http://schemas.microsoft.com/office/word/2010/wordprocessingInk" xmlns:wne="http://schemas.microsoft.com/office/word/2006/wordml" xmlns:wps="http://schemas.microsoft.com/office/word/2010/wordprocessingShape" mc:Ignorable="w14 w15 w16se w16cid w16 w16cex w16sdtdh w16sdtfl w16du wp14">
+  <w:footnote w:type="separator" w:id="-1">
+    <w:p>
+      <w:pPr>
+        <w:spacing w:after="0" w:line="240" w:lineRule="auto"/>
+      </w:pPr>
+      <w:r>
+        <w:separator/>
+      </w:r>
+    </w:p>
+  </w:footnote>
+  <w:footnote w:type="continuationSeparator" w:id="0">
+    <w:p>
+      <w:pPr>
+        <w:spacing w:after="0" w:line="240" w:lineRule="auto"/>
+      </w:pPr>
+      <w:r>
+        <w:continuationSeparator/>
+      </w:r>
+    </w:p>
+  </w:footnote>
+</w:footnotes>
+</file>
+
 <file path=word/numbering.xml><?xml version="1.0" encoding="utf-8"?>
-<w:numbering xmlns:wpc="http://schemas.microsoft.com/office/word/2010/wordprocessingCanvas" xmlns:cx="http://schemas.microsoft.com/office/drawing/2014/chartex" xmlns:cx1="http://schemas.microsoft.com/office/drawing/2015/9/8/chartex" xmlns:cx2="http://schemas.microsoft.com/office/drawing/2015/10/21/chartex" xmlns:cx3="http://schemas.microsoft.com/office/drawing/2016/5/9/chartex" xmlns:cx4="http://schemas.microsoft.com/office/drawing/2016/5/10/chartex" xmlns:cx5="http://schemas.microsoft.com/office/drawing/2016/5/11/chartex" xmlns:cx6="http://schemas.microsoft.com/office/drawing/2016/5/12/chartex" xmlns:cx7="http://schemas.microsoft.com/office/drawing/2016/5/13/chartex" xmlns:cx8="http://schemas.microsoft.com/office/drawing/2016/5/14/chartex" xmlns:mc="http://schemas.openxmlformats.org/markup-compatibility/2006" xmlns:aink="http://schemas.microsoft.com/office/drawing/2016/ink" xmlns:am3d="http://schemas.microsoft.com/office/drawing/2017/model3d" xmlns:o="urn:schemas-microsoft-com:office:office" xmlns:oel="http://schemas.microsoft.com/office/2019/extlst" xmlns:r="http://schemas.openxmlformats.org/officeDocument/2006/relationships" xmlns:m="http://schemas.openxmlformats.org/officeDocument/2006/math" xmlns:v="urn:schemas-microsoft-com:vml" xmlns:wp14="http://schemas.microsoft.com/office/word/2010/wordprocessingDrawing" xmlns:wp="http://schemas.openxmlformats.org/drawingml/2006/wordprocessingDrawing" xmlns:w10="urn:schemas-microsoft-com:office:word" xmlns:w="http://schemas.openxmlformats.org/wordprocessingml/2006/main" xmlns:w14="http://schemas.microsoft.com/office/word/2010/wordml" xmlns:w15="http://schemas.microsoft.com/office/word/2012/wordml" xmlns:w16cex="http://schemas.microsoft.com/office/word/2018/wordml/cex" xmlns:w16cid="http://schemas.microsoft.com/office/word/2016/wordml/cid" xmlns:w16="http://schemas.microsoft.com/office/word/2018/wordml" xmlns:w16sdtdh="http://schemas.microsoft.com/office/word/2020/wordml/sdtdatahash" xmlns:w16se="http://schemas.microsoft.com/office/word/2015/wordml/symex" xmlns:wpg="http://schemas.microsoft.com/office/word/2010/wordprocessingGroup" xmlns:wpi="http://schemas.microsoft.com/office/word/2010/wordprocessingInk" xmlns:wne="http://schemas.microsoft.com/office/word/2006/wordml" xmlns:wps="http://schemas.microsoft.com/office/word/2010/wordprocessingShape" mc:Ignorable="w14 w15 w16se w16cid w16 w16cex w16sdtdh wp14">
+<w:numbering xmlns:wpc="http://schemas.microsoft.com/office/word/2010/wordprocessingCanvas" xmlns:cx="http://schemas.microsoft.com/office/drawing/2014/chartex" xmlns:cx1="http://schemas.microsoft.com/office/drawing/2015/9/8/chartex" xmlns:cx2="http://schemas.microsoft.com/office/drawing/2015/10/21/chartex" xmlns:cx3="http://schemas.microsoft.com/office/drawing/2016/5/9/chartex" xmlns:cx4="http://schemas.microsoft.com/office/drawing/2016/5/10/chartex" xmlns:cx5="http://schemas.microsoft.com/office/drawing/2016/5/11/chartex" xmlns:cx6="http://schemas.microsoft.com/office/drawing/2016/5/12/chartex" xmlns:cx7="http://schemas.microsoft.com/office/drawing/2016/5/13/chartex" xmlns:cx8="http://schemas.microsoft.com/office/drawing/2016/5/14/chartex" xmlns:mc="http://schemas.openxmlformats.org/markup-compatibility/2006" xmlns:aink="http://schemas.microsoft.com/office/drawing/2016/ink" xmlns:am3d="http://schemas.microsoft.com/office/drawing/2017/model3d" xmlns:o="urn:schemas-microsoft-com:office:office" xmlns:oel="http://schemas.microsoft.com/office/2019/extlst" xmlns:r="http://schemas.openxmlformats.org/officeDocument/2006/relationships" xmlns:m="http://schemas.openxmlformats.org/officeDocument/2006/math" xmlns:v="urn:schemas-microsoft-com:vml" xmlns:wp14="http://schemas.microsoft.com/office/word/2010/wordprocessingDrawing" xmlns:wp="http://schemas.openxmlformats.org/drawingml/2006/wordprocessingDrawing" xmlns:w10="urn:schemas-microsoft-com:office:word" xmlns:w="http://schemas.openxmlformats.org/wordprocessingml/2006/main" xmlns:w14="http://schemas.microsoft.com/office/word/2010/wordml" xmlns:w15="http://schemas.microsoft.com/office/word/2012/wordml" xmlns:w16cex="http://schemas.microsoft.com/office/word/2018/wordml/cex" xmlns:w16cid="http://schemas.microsoft.com/office/word/2016/wordml/cid" xmlns:w16="http://schemas.microsoft.com/office/word/2018/wordml" xmlns:w16du="http://schemas.microsoft.com/office/word/2023/wordml/word16du" xmlns:w16sdtdh="http://schemas.microsoft.com/office/word/2020/wordml/sdtdatahash" xmlns:w16sdtfl="http://schemas.microsoft.com/office/word/2024/wordml/sdtformatlock" xmlns:w16se="http://schemas.microsoft.com/office/word/2015/wordml/symex" xmlns:wpg="http://schemas.microsoft.com/office/word/2010/wordprocessingGroup" xmlns:wpi="http://schemas.microsoft.com/office/word/2010/wordprocessingInk" xmlns:wne="http://schemas.microsoft.com/office/word/2006/wordml" xmlns:wps="http://schemas.microsoft.com/office/word/2010/wordprocessingShape" mc:Ignorable="w14 w15 w16se w16cid w16 w16cex w16sdtdh w16sdtfl w16du wp14">
   <w:abstractNum w:abstractNumId="0" w15:restartNumberingAfterBreak="0">
-    <w:nsid w:val="3307561D"/>
-    <w:multiLevelType w:val="multilevel"/>
-    <w:tmpl w:val="C8D2D762"/>
-    <w:lvl w:ilvl="0">
+    <w:nsid w:val="56263EB4"/>
+    <w:multiLevelType w:val="hybridMultilevel"/>
+    <w:tmpl w:val="985EBCF0"/>
+    <w:lvl w:ilvl="0" w:tplc="40090001">
       <w:start w:val="1"/>
       <w:numFmt w:val="bullet"/>
       <w:lvlText w:val=""/>
       <w:lvlJc w:val="left"/>
       <w:pPr>
-        <w:tabs>
-          <w:tab w:val="num" w:pos="720"/>
-        </w:tabs>
         <w:ind w:left="720" w:hanging="360"/>
       </w:pPr>
       <w:rPr>
         <w:rFonts w:ascii="Symbol" w:hAnsi="Symbol" w:hint="default"/>
-        <w:sz w:val="20"/>
       </w:rPr>
     </w:lvl>
-    <w:lvl w:ilvl="1" w:tentative="1">
+    <w:lvl w:ilvl="1" w:tplc="40090003" w:tentative="1">
       <w:start w:val="1"/>
       <w:numFmt w:val="bullet"/>
       <w:lvlText w:val="o"/>
       <w:lvlJc w:val="left"/>
       <w:pPr>
-        <w:tabs>
-          <w:tab w:val="num" w:pos="1440"/>
-        </w:tabs>
         <w:ind w:left="1440" w:hanging="360"/>
       </w:pPr>
       <w:rPr>
-        <w:rFonts w:ascii="Courier New" w:hAnsi="Courier New" w:hint="default"/>
-        <w:sz w:val="20"/>
+        <w:rFonts w:ascii="Courier New" w:hAnsi="Courier New" w:cs="Courier New" w:hint="default"/>
       </w:rPr>
     </w:lvl>
-    <w:lvl w:ilvl="2" w:tentative="1">
+    <w:lvl w:ilvl="2" w:tplc="40090005" w:tentative="1">
       <w:start w:val="1"/>
       <w:numFmt w:val="bullet"/>
       <w:lvlText w:val=""/>
       <w:lvlJc w:val="left"/>
       <w:pPr>
-        <w:tabs>
-          <w:tab w:val="num" w:pos="2160"/>
-        </w:tabs>
         <w:ind w:left="2160" w:hanging="360"/>
       </w:pPr>
       <w:rPr>
         <w:rFonts w:ascii="Wingdings" w:hAnsi="Wingdings" w:hint="default"/>
-        <w:sz w:val="20"/>
       </w:rPr>
     </w:lvl>
-    <w:lvl w:ilvl="3" w:tentative="1">
+    <w:lvl w:ilvl="3" w:tplc="40090001" w:tentative="1">
+      <w:start w:val="1"/>
+      <w:numFmt w:val="bullet"/>
+      <w:lvlText w:val=""/>
+      <w:lvlJc w:val="left"/>
+      <w:pPr>
+        <w:ind w:left="2880" w:hanging="360"/>
+      </w:pPr>
+      <w:rPr>
+        <w:rFonts w:ascii="Symbol" w:hAnsi="Symbol" w:hint="default"/>
+      </w:rPr>
+    </w:lvl>
+    <w:lvl w:ilvl="4" w:tplc="40090003" w:tentative="1">
+      <w:start w:val="1"/>
+      <w:numFmt w:val="bullet"/>
+      <w:lvlText w:val="o"/>
+      <w:lvlJc w:val="left"/>
+      <w:pPr>
+        <w:ind w:left="3600" w:hanging="360"/>
+      </w:pPr>
+      <w:rPr>
+        <w:rFonts w:ascii="Courier New" w:hAnsi="Courier New" w:cs="Courier New" w:hint="default"/>
+      </w:rPr>
+    </w:lvl>
+    <w:lvl w:ilvl="5" w:tplc="40090005" w:tentative="1">
       <w:start w:val="1"/>
       <w:numFmt w:val="bullet"/>
       <w:lvlText w:val=""/>
       <w:lvlJc w:val="left"/>
       <w:pPr>
-        <w:tabs>
-          <w:tab w:val="num" w:pos="2880"/>
-        </w:tabs>
-        <w:ind w:left="2880" w:hanging="360"/>
+        <w:ind w:left="4320" w:hanging="360"/>
       </w:pPr>
       <w:rPr>
         <w:rFonts w:ascii="Wingdings" w:hAnsi="Wingdings" w:hint="default"/>
-        <w:sz w:val="20"/>
       </w:rPr>
     </w:lvl>
-    <w:lvl w:ilvl="4" w:tentative="1">
+    <w:lvl w:ilvl="6" w:tplc="40090001" w:tentative="1">
+      <w:start w:val="1"/>
+      <w:numFmt w:val="bullet"/>
+      <w:lvlText w:val=""/>
+      <w:lvlJc w:val="left"/>
+      <w:pPr>
+        <w:ind w:left="5040" w:hanging="360"/>
+      </w:pPr>
+      <w:rPr>
+        <w:rFonts w:ascii="Symbol" w:hAnsi="Symbol" w:hint="default"/>
+      </w:rPr>
+    </w:lvl>
+    <w:lvl w:ilvl="7" w:tplc="40090003" w:tentative="1">
+      <w:start w:val="1"/>
+      <w:numFmt w:val="bullet"/>
+      <w:lvlText w:val="o"/>
+      <w:lvlJc w:val="left"/>
+      <w:pPr>
+        <w:ind w:left="5760" w:hanging="360"/>
+      </w:pPr>
+      <w:rPr>
+        <w:rFonts w:ascii="Courier New" w:hAnsi="Courier New" w:cs="Courier New" w:hint="default"/>
+      </w:rPr>
+    </w:lvl>
+    <w:lvl w:ilvl="8" w:tplc="40090005" w:tentative="1">
       <w:start w:val="1"/>
       <w:numFmt w:val="bullet"/>
       <w:lvlText w:val=""/>
       <w:lvlJc w:val="left"/>
       <w:pPr>
-        <w:tabs>
-          <w:tab w:val="num" w:pos="3600"/>
-        </w:tabs>
-        <w:ind w:left="3600" w:hanging="360"/>
+        <w:ind w:left="6480" w:hanging="360"/>
       </w:pPr>
       <w:rPr>
         <w:rFonts w:ascii="Wingdings" w:hAnsi="Wingdings" w:hint="default"/>
-        <w:sz w:val="20"/>
-      </w:rPr>
-    </w:lvl>
-    <w:lvl w:ilvl="5" w:tentative="1">
-      <w:start w:val="1"/>
-      <w:numFmt w:val="bullet"/>
-      <w:lvlText w:val=""/>
-      <w:lvlJc w:val="left"/>
-      <w:pPr>
-        <w:tabs>
-          <w:tab w:val="num" w:pos="4320"/>
-        </w:tabs>
-        <w:ind w:left="4320" w:hanging="360"/>
-      </w:pPr>
-      <w:rPr>
-        <w:rFonts w:ascii="Wingdings" w:hAnsi="Wingdings" w:hint="default"/>
-        <w:sz w:val="20"/>
-      </w:rPr>
-    </w:lvl>
-    <w:lvl w:ilvl="6" w:tentative="1">
-      <w:start w:val="1"/>
-      <w:numFmt w:val="bullet"/>
-      <w:lvlText w:val=""/>
-      <w:lvlJc w:val="left"/>
-      <w:pPr>
-        <w:tabs>
-          <w:tab w:val="num" w:pos="5040"/>
-        </w:tabs>
-        <w:ind w:left="5040" w:hanging="360"/>
-      </w:pPr>
-      <w:rPr>
-        <w:rFonts w:ascii="Wingdings" w:hAnsi="Wingdings" w:hint="default"/>
-        <w:sz w:val="20"/>
-      </w:rPr>
-    </w:lvl>
-    <w:lvl w:ilvl="7" w:tentative="1">
-      <w:start w:val="1"/>
-      <w:numFmt w:val="bullet"/>
-      <w:lvlText w:val=""/>
-      <w:lvlJc w:val="left"/>
-      <w:pPr>
-        <w:tabs>
-          <w:tab w:val="num" w:pos="5760"/>
-        </w:tabs>
-        <w:ind w:left="5760" w:hanging="360"/>
-      </w:pPr>
-      <w:rPr>
-        <w:rFonts w:ascii="Wingdings" w:hAnsi="Wingdings" w:hint="default"/>
-        <w:sz w:val="20"/>
-      </w:rPr>
-    </w:lvl>
-    <w:lvl w:ilvl="8" w:tentative="1">
-      <w:start w:val="1"/>
-      <w:numFmt w:val="bullet"/>
-      <w:lvlText w:val=""/>
-      <w:lvlJc w:val="left"/>
-      <w:pPr>
-        <w:tabs>
-          <w:tab w:val="num" w:pos="6480"/>
-        </w:tabs>
-        <w:ind w:left="6480" w:hanging="360"/>
-      </w:pPr>
-      <w:rPr>
-        <w:rFonts w:ascii="Wingdings" w:hAnsi="Wingdings" w:hint="default"/>
-        <w:sz w:val="20"/>
       </w:rPr>
     </w:lvl>
   </w:abstractNum>
-  <w:num w:numId="1" w16cid:durableId="1074815231">
+  <w:num w:numId="1" w16cid:durableId="987171061">
     <w:abstractNumId w:val="0"/>
   </w:num>
 </w:numbering>
 </file>
 
 <file path=word/styles.xml><?xml version="1.0" encoding="utf-8"?>
-<w:styles xmlns:mc="http://schemas.openxmlformats.org/markup-compatibility/2006" xmlns:r="http://schemas.openxmlformats.org/officeDocument/2006/relationships" xmlns:w="http://schemas.openxmlformats.org/wordprocessingml/2006/main" xmlns:w14="http://schemas.microsoft.com/office/word/2010/wordml" xmlns:w15="http://schemas.microsoft.com/office/word/2012/wordml" xmlns:w16cex="http://schemas.microsoft.com/office/word/2018/wordml/cex" xmlns:w16cid="http://schemas.microsoft.com/office/word/2016/wordml/cid" xmlns:w16="http://schemas.microsoft.com/office/word/2018/wordml" xmlns:w16sdtdh="http://schemas.microsoft.com/office/word/2020/wordml/sdtdatahash" xmlns:w16se="http://schemas.microsoft.com/office/word/2015/wordml/symex" mc:Ignorable="w14 w15 w16se w16cid w16 w16cex w16sdtdh">
+<w:styles xmlns:mc="http://schemas.openxmlformats.org/markup-compatibility/2006" xmlns:r="http://schemas.openxmlformats.org/officeDocument/2006/relationships" xmlns:w="http://schemas.openxmlformats.org/wordprocessingml/2006/main" xmlns:w14="http://schemas.microsoft.com/office/word/2010/wordml" xmlns:w15="http://schemas.microsoft.com/office/word/2012/wordml" xmlns:w16cex="http://schemas.microsoft.com/office/word/2018/wordml/cex" xmlns:w16cid="http://schemas.microsoft.com/office/word/2016/wordml/cid" xmlns:w16="http://schemas.microsoft.com/office/word/2018/wordml" xmlns:w16du="http://schemas.microsoft.com/office/word/2023/wordml/word16du" xmlns:w16sdtdh="http://schemas.microsoft.com/office/word/2020/wordml/sdtdatahash" xmlns:w16sdtfl="http://schemas.microsoft.com/office/word/2024/wordml/sdtformatlock" xmlns:w16se="http://schemas.microsoft.com/office/word/2015/wordml/symex" mc:Ignorable="w14 w15 w16se w16cid w16 w16cex w16sdtdh w16sdtfl w16du">
   <w:docDefaults>
     <w:rPrDefault>
       <w:rPr>
         <w:rFonts w:asciiTheme="minorHAnsi" w:eastAsiaTheme="minorHAnsi" w:hAnsiTheme="minorHAnsi" w:cstheme="minorBidi"/>
-        <w:kern w:val="2"/>
-        <w:sz w:val="24"/>
-        <w:szCs w:val="24"/>
+        <w:sz w:val="22"/>
+        <w:szCs w:val="22"/>
         <w:lang w:val="en-IN" w:eastAsia="en-US" w:bidi="ar-SA"/>
-        <w14:ligatures w14:val="standardContextual"/>
       </w:rPr>
     </w:rPrDefault>
     <w:pPrDefault>
       <w:pPr>
-        <w:spacing w:after="160" w:line="278" w:lineRule="auto"/>
+        <w:spacing w:after="160" w:line="259" w:lineRule="auto"/>
       </w:pPr>
     </w:pPrDefault>
   </w:docDefaults>
@@ -992,6 +2555,7 @@
   <w:style w:type="paragraph" w:default="1" w:styleId="Normal">
     <w:name w:val="Normal"/>
     <w:qFormat/>
+    <w:rsid w:val="00E36F80"/>
   </w:style>
   <w:style w:type="paragraph" w:styleId="Heading1">
     <w:name w:val="heading 1"/>
@@ -1000,18 +2564,18 @@
     <w:link w:val="Heading1Char"/>
     <w:uiPriority w:val="9"/>
     <w:qFormat/>
-    <w:rsid w:val="00144D26"/>
+    <w:rsid w:val="00F96921"/>
     <w:pPr>
       <w:keepNext/>
       <w:keepLines/>
-      <w:spacing w:before="360" w:after="80"/>
+      <w:spacing w:before="240" w:after="0"/>
       <w:outlineLvl w:val="0"/>
     </w:pPr>
     <w:rPr>
       <w:rFonts w:asciiTheme="majorHAnsi" w:eastAsiaTheme="majorEastAsia" w:hAnsiTheme="majorHAnsi" w:cstheme="majorBidi"/>
-      <w:color w:val="0F4761" w:themeColor="accent1" w:themeShade="BF"/>
-      <w:sz w:val="40"/>
-      <w:szCs w:val="40"/>
+      <w:color w:val="2F5496" w:themeColor="accent1" w:themeShade="BF"/>
+      <w:sz w:val="32"/>
+      <w:szCs w:val="32"/>
     </w:rPr>
   </w:style>
   <w:style w:type="paragraph" w:styleId="Heading2">
@@ -1020,21 +2584,20 @@
     <w:next w:val="Normal"/>
     <w:link w:val="Heading2Char"/>
     <w:uiPriority w:val="9"/>
-    <w:semiHidden/>
     <w:unhideWhenUsed/>
     <w:qFormat/>
-    <w:rsid w:val="00144D26"/>
+    <w:rsid w:val="00F96921"/>
     <w:pPr>
       <w:keepNext/>
       <w:keepLines/>
-      <w:spacing w:before="160" w:after="80"/>
+      <w:spacing w:before="40" w:after="0"/>
       <w:outlineLvl w:val="1"/>
     </w:pPr>
     <w:rPr>
       <w:rFonts w:asciiTheme="majorHAnsi" w:eastAsiaTheme="majorEastAsia" w:hAnsiTheme="majorHAnsi" w:cstheme="majorBidi"/>
-      <w:color w:val="0F4761" w:themeColor="accent1" w:themeShade="BF"/>
-      <w:sz w:val="32"/>
-      <w:szCs w:val="32"/>
+      <w:color w:val="2F5496" w:themeColor="accent1" w:themeShade="BF"/>
+      <w:sz w:val="26"/>
+      <w:szCs w:val="26"/>
     </w:rPr>
   </w:style>
   <w:style w:type="paragraph" w:styleId="Heading3">
@@ -1043,21 +2606,20 @@
     <w:next w:val="Normal"/>
     <w:link w:val="Heading3Char"/>
     <w:uiPriority w:val="9"/>
-    <w:semiHidden/>
     <w:unhideWhenUsed/>
     <w:qFormat/>
-    <w:rsid w:val="00144D26"/>
+    <w:rsid w:val="00F96921"/>
     <w:pPr>
       <w:keepNext/>
       <w:keepLines/>
-      <w:spacing w:before="160" w:after="80"/>
+      <w:spacing w:before="40" w:after="0"/>
       <w:outlineLvl w:val="2"/>
     </w:pPr>
     <w:rPr>
-      <w:rFonts w:eastAsiaTheme="majorEastAsia" w:cstheme="majorBidi"/>
-      <w:color w:val="0F4761" w:themeColor="accent1" w:themeShade="BF"/>
-      <w:sz w:val="28"/>
-      <w:szCs w:val="28"/>
+      <w:rFonts w:asciiTheme="majorHAnsi" w:eastAsiaTheme="majorEastAsia" w:hAnsiTheme="majorHAnsi" w:cstheme="majorBidi"/>
+      <w:color w:val="1F3763" w:themeColor="accent1" w:themeShade="7F"/>
+      <w:sz w:val="24"/>
+      <w:szCs w:val="24"/>
     </w:rPr>
   </w:style>
   <w:style w:type="paragraph" w:styleId="Heading4">
@@ -1069,7 +2631,7 @@
     <w:semiHidden/>
     <w:unhideWhenUsed/>
     <w:qFormat/>
-    <w:rsid w:val="00144D26"/>
+    <w:rsid w:val="00E36F80"/>
     <w:pPr>
       <w:keepNext/>
       <w:keepLines/>
@@ -1080,7 +2642,7 @@
       <w:rFonts w:eastAsiaTheme="majorEastAsia" w:cstheme="majorBidi"/>
       <w:i/>
       <w:iCs/>
-      <w:color w:val="0F4761" w:themeColor="accent1" w:themeShade="BF"/>
+      <w:color w:val="2F5496" w:themeColor="accent1" w:themeShade="BF"/>
     </w:rPr>
   </w:style>
   <w:style w:type="paragraph" w:styleId="Heading5">
@@ -1092,7 +2654,7 @@
     <w:semiHidden/>
     <w:unhideWhenUsed/>
     <w:qFormat/>
-    <w:rsid w:val="00144D26"/>
+    <w:rsid w:val="00E36F80"/>
     <w:pPr>
       <w:keepNext/>
       <w:keepLines/>
@@ -1101,7 +2663,7 @@
     </w:pPr>
     <w:rPr>
       <w:rFonts w:eastAsiaTheme="majorEastAsia" w:cstheme="majorBidi"/>
-      <w:color w:val="0F4761" w:themeColor="accent1" w:themeShade="BF"/>
+      <w:color w:val="2F5496" w:themeColor="accent1" w:themeShade="BF"/>
     </w:rPr>
   </w:style>
   <w:style w:type="paragraph" w:styleId="Heading6">
@@ -1113,7 +2675,7 @@
     <w:semiHidden/>
     <w:unhideWhenUsed/>
     <w:qFormat/>
-    <w:rsid w:val="00144D26"/>
+    <w:rsid w:val="00E36F80"/>
     <w:pPr>
       <w:keepNext/>
       <w:keepLines/>
@@ -1136,7 +2698,7 @@
     <w:semiHidden/>
     <w:unhideWhenUsed/>
     <w:qFormat/>
-    <w:rsid w:val="00144D26"/>
+    <w:rsid w:val="00E36F80"/>
     <w:pPr>
       <w:keepNext/>
       <w:keepLines/>
@@ -1157,7 +2719,7 @@
     <w:semiHidden/>
     <w:unhideWhenUsed/>
     <w:qFormat/>
-    <w:rsid w:val="00144D26"/>
+    <w:rsid w:val="00E36F80"/>
     <w:pPr>
       <w:keepNext/>
       <w:keepLines/>
@@ -1180,7 +2742,7 @@
     <w:semiHidden/>
     <w:unhideWhenUsed/>
     <w:qFormat/>
-    <w:rsid w:val="00144D26"/>
+    <w:rsid w:val="00E36F80"/>
     <w:pPr>
       <w:keepNext/>
       <w:keepLines/>
@@ -1223,12 +2785,12 @@
     <w:basedOn w:val="DefaultParagraphFont"/>
     <w:link w:val="Heading1"/>
     <w:uiPriority w:val="9"/>
-    <w:rsid w:val="00144D26"/>
+    <w:rsid w:val="00F96921"/>
     <w:rPr>
       <w:rFonts w:asciiTheme="majorHAnsi" w:eastAsiaTheme="majorEastAsia" w:hAnsiTheme="majorHAnsi" w:cstheme="majorBidi"/>
-      <w:color w:val="0F4761" w:themeColor="accent1" w:themeShade="BF"/>
-      <w:sz w:val="40"/>
-      <w:szCs w:val="40"/>
+      <w:color w:val="2F5496" w:themeColor="accent1" w:themeShade="BF"/>
+      <w:sz w:val="32"/>
+      <w:szCs w:val="32"/>
     </w:rPr>
   </w:style>
   <w:style w:type="character" w:customStyle="1" w:styleId="Heading2Char">
@@ -1236,13 +2798,12 @@
     <w:basedOn w:val="DefaultParagraphFont"/>
     <w:link w:val="Heading2"/>
     <w:uiPriority w:val="9"/>
-    <w:semiHidden/>
-    <w:rsid w:val="00144D26"/>
+    <w:rsid w:val="00F96921"/>
     <w:rPr>
       <w:rFonts w:asciiTheme="majorHAnsi" w:eastAsiaTheme="majorEastAsia" w:hAnsiTheme="majorHAnsi" w:cstheme="majorBidi"/>
-      <w:color w:val="0F4761" w:themeColor="accent1" w:themeShade="BF"/>
-      <w:sz w:val="32"/>
-      <w:szCs w:val="32"/>
+      <w:color w:val="2F5496" w:themeColor="accent1" w:themeShade="BF"/>
+      <w:sz w:val="26"/>
+      <w:szCs w:val="26"/>
     </w:rPr>
   </w:style>
   <w:style w:type="character" w:customStyle="1" w:styleId="Heading3Char">
@@ -1250,13 +2811,12 @@
     <w:basedOn w:val="DefaultParagraphFont"/>
     <w:link w:val="Heading3"/>
     <w:uiPriority w:val="9"/>
-    <w:semiHidden/>
-    <w:rsid w:val="00144D26"/>
+    <w:rsid w:val="00F96921"/>
     <w:rPr>
-      <w:rFonts w:eastAsiaTheme="majorEastAsia" w:cstheme="majorBidi"/>
-      <w:color w:val="0F4761" w:themeColor="accent1" w:themeShade="BF"/>
-      <w:sz w:val="28"/>
-      <w:szCs w:val="28"/>
+      <w:rFonts w:asciiTheme="majorHAnsi" w:eastAsiaTheme="majorEastAsia" w:hAnsiTheme="majorHAnsi" w:cstheme="majorBidi"/>
+      <w:color w:val="1F3763" w:themeColor="accent1" w:themeShade="7F"/>
+      <w:sz w:val="24"/>
+      <w:szCs w:val="24"/>
     </w:rPr>
   </w:style>
   <w:style w:type="character" w:customStyle="1" w:styleId="Heading4Char">
@@ -1265,12 +2825,12 @@
     <w:link w:val="Heading4"/>
     <w:uiPriority w:val="9"/>
     <w:semiHidden/>
-    <w:rsid w:val="00144D26"/>
+    <w:rsid w:val="00E36F80"/>
     <w:rPr>
       <w:rFonts w:eastAsiaTheme="majorEastAsia" w:cstheme="majorBidi"/>
       <w:i/>
       <w:iCs/>
-      <w:color w:val="0F4761" w:themeColor="accent1" w:themeShade="BF"/>
+      <w:color w:val="2F5496" w:themeColor="accent1" w:themeShade="BF"/>
     </w:rPr>
   </w:style>
   <w:style w:type="character" w:customStyle="1" w:styleId="Heading5Char">
@@ -1279,10 +2839,10 @@
     <w:link w:val="Heading5"/>
     <w:uiPriority w:val="9"/>
     <w:semiHidden/>
-    <w:rsid w:val="00144D26"/>
+    <w:rsid w:val="00E36F80"/>
     <w:rPr>
       <w:rFonts w:eastAsiaTheme="majorEastAsia" w:cstheme="majorBidi"/>
-      <w:color w:val="0F4761" w:themeColor="accent1" w:themeShade="BF"/>
+      <w:color w:val="2F5496" w:themeColor="accent1" w:themeShade="BF"/>
     </w:rPr>
   </w:style>
   <w:style w:type="character" w:customStyle="1" w:styleId="Heading6Char">
@@ -1291,7 +2851,7 @@
     <w:link w:val="Heading6"/>
     <w:uiPriority w:val="9"/>
     <w:semiHidden/>
-    <w:rsid w:val="00144D26"/>
+    <w:rsid w:val="00E36F80"/>
     <w:rPr>
       <w:rFonts w:eastAsiaTheme="majorEastAsia" w:cstheme="majorBidi"/>
       <w:i/>
@@ -1305,7 +2865,7 @@
     <w:link w:val="Heading7"/>
     <w:uiPriority w:val="9"/>
     <w:semiHidden/>
-    <w:rsid w:val="00144D26"/>
+    <w:rsid w:val="00E36F80"/>
     <w:rPr>
       <w:rFonts w:eastAsiaTheme="majorEastAsia" w:cstheme="majorBidi"/>
       <w:color w:val="595959" w:themeColor="text1" w:themeTint="A6"/>
@@ -1317,7 +2877,7 @@
     <w:link w:val="Heading8"/>
     <w:uiPriority w:val="9"/>
     <w:semiHidden/>
-    <w:rsid w:val="00144D26"/>
+    <w:rsid w:val="00E36F80"/>
     <w:rPr>
       <w:rFonts w:eastAsiaTheme="majorEastAsia" w:cstheme="majorBidi"/>
       <w:i/>
@@ -1331,7 +2891,7 @@
     <w:link w:val="Heading9"/>
     <w:uiPriority w:val="9"/>
     <w:semiHidden/>
-    <w:rsid w:val="00144D26"/>
+    <w:rsid w:val="00E36F80"/>
     <w:rPr>
       <w:rFonts w:eastAsiaTheme="majorEastAsia" w:cstheme="majorBidi"/>
       <w:color w:val="272727" w:themeColor="text1" w:themeTint="D8"/>
@@ -1344,7 +2904,7 @@
     <w:link w:val="TitleChar"/>
     <w:uiPriority w:val="10"/>
     <w:qFormat/>
-    <w:rsid w:val="00144D26"/>
+    <w:rsid w:val="00E36F80"/>
     <w:pPr>
       <w:spacing w:after="80" w:line="240" w:lineRule="auto"/>
       <w:contextualSpacing/>
@@ -1362,7 +2922,7 @@
     <w:basedOn w:val="DefaultParagraphFont"/>
     <w:link w:val="Title"/>
     <w:uiPriority w:val="10"/>
-    <w:rsid w:val="00144D26"/>
+    <w:rsid w:val="00E36F80"/>
     <w:rPr>
       <w:rFonts w:asciiTheme="majorHAnsi" w:eastAsiaTheme="majorEastAsia" w:hAnsiTheme="majorHAnsi" w:cstheme="majorBidi"/>
       <w:spacing w:val="-10"/>
@@ -1378,7 +2938,7 @@
     <w:link w:val="SubtitleChar"/>
     <w:uiPriority w:val="11"/>
     <w:qFormat/>
-    <w:rsid w:val="00144D26"/>
+    <w:rsid w:val="00E36F80"/>
     <w:pPr>
       <w:numPr>
         <w:ilvl w:val="1"/>
@@ -1397,7 +2957,7 @@
     <w:basedOn w:val="DefaultParagraphFont"/>
     <w:link w:val="Subtitle"/>
     <w:uiPriority w:val="11"/>
-    <w:rsid w:val="00144D26"/>
+    <w:rsid w:val="00E36F80"/>
     <w:rPr>
       <w:rFonts w:eastAsiaTheme="majorEastAsia" w:cstheme="majorBidi"/>
       <w:color w:val="595959" w:themeColor="text1" w:themeTint="A6"/>
@@ -1413,7 +2973,7 @@
     <w:link w:val="QuoteChar"/>
     <w:uiPriority w:val="29"/>
     <w:qFormat/>
-    <w:rsid w:val="00144D26"/>
+    <w:rsid w:val="00E36F80"/>
     <w:pPr>
       <w:spacing w:before="160"/>
       <w:jc w:val="center"/>
@@ -1429,7 +2989,7 @@
     <w:basedOn w:val="DefaultParagraphFont"/>
     <w:link w:val="Quote"/>
     <w:uiPriority w:val="29"/>
-    <w:rsid w:val="00144D26"/>
+    <w:rsid w:val="00E36F80"/>
     <w:rPr>
       <w:i/>
       <w:iCs/>
@@ -1441,7 +3001,7 @@
     <w:basedOn w:val="Normal"/>
     <w:uiPriority w:val="34"/>
     <w:qFormat/>
-    <w:rsid w:val="00144D26"/>
+    <w:rsid w:val="00E36F80"/>
     <w:pPr>
       <w:ind w:left="720"/>
       <w:contextualSpacing/>
@@ -1452,11 +3012,11 @@
     <w:basedOn w:val="DefaultParagraphFont"/>
     <w:uiPriority w:val="21"/>
     <w:qFormat/>
-    <w:rsid w:val="00144D26"/>
+    <w:rsid w:val="00E36F80"/>
     <w:rPr>
       <w:i/>
       <w:iCs/>
-      <w:color w:val="0F4761" w:themeColor="accent1" w:themeShade="BF"/>
+      <w:color w:val="2F5496" w:themeColor="accent1" w:themeShade="BF"/>
     </w:rPr>
   </w:style>
   <w:style w:type="paragraph" w:styleId="IntenseQuote">
@@ -1466,11 +3026,11 @@
     <w:link w:val="IntenseQuoteChar"/>
     <w:uiPriority w:val="30"/>
     <w:qFormat/>
-    <w:rsid w:val="00144D26"/>
+    <w:rsid w:val="00E36F80"/>
     <w:pPr>
       <w:pBdr>
-        <w:top w:val="single" w:sz="4" w:space="10" w:color="0F4761" w:themeColor="accent1" w:themeShade="BF"/>
-        <w:bottom w:val="single" w:sz="4" w:space="10" w:color="0F4761" w:themeColor="accent1" w:themeShade="BF"/>
+        <w:top w:val="single" w:sz="4" w:space="10" w:color="2F5496" w:themeColor="accent1" w:themeShade="BF"/>
+        <w:bottom w:val="single" w:sz="4" w:space="10" w:color="2F5496" w:themeColor="accent1" w:themeShade="BF"/>
       </w:pBdr>
       <w:spacing w:before="360" w:after="360"/>
       <w:ind w:left="864" w:right="864"/>
@@ -1479,7 +3039,7 @@
     <w:rPr>
       <w:i/>
       <w:iCs/>
-      <w:color w:val="0F4761" w:themeColor="accent1" w:themeShade="BF"/>
+      <w:color w:val="2F5496" w:themeColor="accent1" w:themeShade="BF"/>
     </w:rPr>
   </w:style>
   <w:style w:type="character" w:customStyle="1" w:styleId="IntenseQuoteChar">
@@ -1487,11 +3047,11 @@
     <w:basedOn w:val="DefaultParagraphFont"/>
     <w:link w:val="IntenseQuote"/>
     <w:uiPriority w:val="30"/>
-    <w:rsid w:val="00144D26"/>
+    <w:rsid w:val="00E36F80"/>
     <w:rPr>
       <w:i/>
       <w:iCs/>
-      <w:color w:val="0F4761" w:themeColor="accent1" w:themeShade="BF"/>
+      <w:color w:val="2F5496" w:themeColor="accent1" w:themeShade="BF"/>
     </w:rPr>
   </w:style>
   <w:style w:type="character" w:styleId="IntenseReference">
@@ -1499,14 +3059,81 @@
     <w:basedOn w:val="DefaultParagraphFont"/>
     <w:uiPriority w:val="32"/>
     <w:qFormat/>
-    <w:rsid w:val="00144D26"/>
+    <w:rsid w:val="00E36F80"/>
     <w:rPr>
       <w:b/>
       <w:bCs/>
       <w:smallCaps/>
-      <w:color w:val="0F4761" w:themeColor="accent1" w:themeShade="BF"/>
+      <w:color w:val="2F5496" w:themeColor="accent1" w:themeShade="BF"/>
       <w:spacing w:val="5"/>
     </w:rPr>
+  </w:style>
+  <w:style w:type="character" w:styleId="Hyperlink">
+    <w:name w:val="Hyperlink"/>
+    <w:basedOn w:val="DefaultParagraphFont"/>
+    <w:uiPriority w:val="99"/>
+    <w:unhideWhenUsed/>
+    <w:rsid w:val="00266CFC"/>
+    <w:rPr>
+      <w:color w:val="0563C1" w:themeColor="hyperlink"/>
+      <w:u w:val="single"/>
+    </w:rPr>
+  </w:style>
+  <w:style w:type="character" w:styleId="UnresolvedMention">
+    <w:name w:val="Unresolved Mention"/>
+    <w:basedOn w:val="DefaultParagraphFont"/>
+    <w:uiPriority w:val="99"/>
+    <w:semiHidden/>
+    <w:unhideWhenUsed/>
+    <w:rsid w:val="00266CFC"/>
+    <w:rPr>
+      <w:color w:val="605E5C"/>
+      <w:shd w:val="clear" w:color="auto" w:fill="E1DFDD"/>
+    </w:rPr>
+  </w:style>
+  <w:style w:type="paragraph" w:styleId="Header">
+    <w:name w:val="header"/>
+    <w:basedOn w:val="Normal"/>
+    <w:link w:val="HeaderChar"/>
+    <w:uiPriority w:val="99"/>
+    <w:unhideWhenUsed/>
+    <w:rsid w:val="00266CFC"/>
+    <w:pPr>
+      <w:tabs>
+        <w:tab w:val="center" w:pos="4513"/>
+        <w:tab w:val="right" w:pos="9026"/>
+      </w:tabs>
+      <w:spacing w:after="0" w:line="240" w:lineRule="auto"/>
+    </w:pPr>
+  </w:style>
+  <w:style w:type="character" w:customStyle="1" w:styleId="HeaderChar">
+    <w:name w:val="Header Char"/>
+    <w:basedOn w:val="DefaultParagraphFont"/>
+    <w:link w:val="Header"/>
+    <w:uiPriority w:val="99"/>
+    <w:rsid w:val="00266CFC"/>
+  </w:style>
+  <w:style w:type="paragraph" w:styleId="Footer">
+    <w:name w:val="footer"/>
+    <w:basedOn w:val="Normal"/>
+    <w:link w:val="FooterChar"/>
+    <w:uiPriority w:val="99"/>
+    <w:unhideWhenUsed/>
+    <w:rsid w:val="00266CFC"/>
+    <w:pPr>
+      <w:tabs>
+        <w:tab w:val="center" w:pos="4513"/>
+        <w:tab w:val="right" w:pos="9026"/>
+      </w:tabs>
+      <w:spacing w:after="0" w:line="240" w:lineRule="auto"/>
+    </w:pPr>
+  </w:style>
+  <w:style w:type="character" w:customStyle="1" w:styleId="FooterChar">
+    <w:name w:val="Footer Char"/>
+    <w:basedOn w:val="DefaultParagraphFont"/>
+    <w:link w:val="Footer"/>
+    <w:uiPriority w:val="99"/>
+    <w:rsid w:val="00266CFC"/>
   </w:style>
 </w:styles>
 </file>
@@ -1522,39 +3149,39 @@
         <a:sysClr val="window" lastClr="FFFFFF"/>
       </a:lt1>
       <a:dk2>
-        <a:srgbClr val="0E2841"/>
+        <a:srgbClr val="44546A"/>
       </a:dk2>
       <a:lt2>
-        <a:srgbClr val="E8E8E8"/>
+        <a:srgbClr val="E7E6E6"/>
       </a:lt2>
       <a:accent1>
-        <a:srgbClr val="156082"/>
+        <a:srgbClr val="4472C4"/>
       </a:accent1>
       <a:accent2>
-        <a:srgbClr val="E97132"/>
+        <a:srgbClr val="ED7D31"/>
       </a:accent2>
       <a:accent3>
-        <a:srgbClr val="196B24"/>
+        <a:srgbClr val="A5A5A5"/>
       </a:accent3>
       <a:accent4>
-        <a:srgbClr val="0F9ED5"/>
+        <a:srgbClr val="FFC000"/>
       </a:accent4>
       <a:accent5>
-        <a:srgbClr val="A02B93"/>
+        <a:srgbClr val="5B9BD5"/>
       </a:accent5>
       <a:accent6>
-        <a:srgbClr val="4EA72E"/>
+        <a:srgbClr val="70AD47"/>
       </a:accent6>
       <a:hlink>
-        <a:srgbClr val="467886"/>
+        <a:srgbClr val="0563C1"/>
       </a:hlink>
       <a:folHlink>
-        <a:srgbClr val="96607D"/>
+        <a:srgbClr val="954F72"/>
       </a:folHlink>
     </a:clrScheme>
     <a:fontScheme name="Office">
       <a:majorFont>
-        <a:latin typeface="Aptos Display" panose="02110004020202020204"/>
+        <a:latin typeface="Calibri Light" panose="020F0302020204030204"/>
         <a:ea typeface=""/>
         <a:cs typeface=""/>
         <a:font script="Jpan" typeface="游ゴシック Light"/>
@@ -1606,10 +3233,10 @@
         <a:font script="Tfng" typeface="Ebrima"/>
       </a:majorFont>
       <a:minorFont>
-        <a:latin typeface="Aptos" panose="02110004020202020204"/>
+        <a:latin typeface="Calibri" panose="020F0502020204030204"/>
         <a:ea typeface=""/>
         <a:cs typeface=""/>
-        <a:font script="Jpan" typeface="游明朝"/>
+        <a:font script="Jpan" typeface="游ゴシック"/>
         <a:font script="Hang" typeface="맑은 고딕"/>
         <a:font script="Hans" typeface="等线"/>
         <a:font script="Hant" typeface="新細明體"/>
@@ -1800,7 +3427,7 @@
   <a:extraClrSchemeLst/>
   <a:extLst>
     <a:ext uri="{05A4C25C-085E-4340-85A3-A5531E510DB2}">
-      <thm15:themeFamily xmlns:thm15="http://schemas.microsoft.com/office/thememl/2012/main" name="Office Theme" id="{2E142A2C-CD16-42D6-873A-C26D2A0506FA}" vid="{1BDDFF52-6CD6-40A5-AB3C-68EB2F1E4D0A}"/>
+      <thm15:themeFamily xmlns:thm15="http://schemas.microsoft.com/office/thememl/2012/main" name="Office Theme" id="{62F939B6-93AF-4DB8-9C6B-D6C7DFDC589F}" vid="{4A3C46E8-61CC-4603-A589-7422A47A8E4A}"/>
     </a:ext>
   </a:extLst>
 </a:theme>

--- a/report/Digital Literacy Project Report.docx
+++ b/report/Digital Literacy Project Report.docx
@@ -302,8 +302,31 @@
           <w:sz w:val="24"/>
           <w:szCs w:val="24"/>
         </w:rPr>
-        <w:t xml:space="preserve">Branch </w:t>
-      </w:r>
+        <w:t xml:space="preserve">Branch – </w:t>
+      </w:r>
+      <w:r>
+        <w:rPr>
+          <w:rFonts w:ascii="Arial" w:hAnsi="Arial" w:cs="Arial"/>
+          <w:b/>
+          <w:bCs/>
+          <w:color w:val="C00000"/>
+          <w:sz w:val="24"/>
+          <w:szCs w:val="24"/>
+        </w:rPr>
+        <w:t>Computer Science Engineering (CSE)</w:t>
+      </w:r>
+    </w:p>
+    <w:p>
+      <w:pPr>
+        <w:rPr>
+          <w:rFonts w:ascii="Arial" w:hAnsi="Arial" w:cs="Arial"/>
+          <w:b/>
+          <w:bCs/>
+          <w:color w:val="C00000"/>
+          <w:sz w:val="24"/>
+          <w:szCs w:val="24"/>
+        </w:rPr>
+      </w:pPr>
       <w:r>
         <w:rPr>
           <w:rFonts w:ascii="Arial" w:hAnsi="Arial" w:cs="Arial"/>
@@ -313,8 +336,31 @@
           <w:sz w:val="24"/>
           <w:szCs w:val="24"/>
         </w:rPr>
-        <w:t>–</w:t>
-      </w:r>
+        <w:t xml:space="preserve">Subject Code – </w:t>
+      </w:r>
+      <w:r>
+        <w:rPr>
+          <w:rFonts w:ascii="Arial" w:hAnsi="Arial" w:cs="Arial"/>
+          <w:b/>
+          <w:bCs/>
+          <w:color w:val="C00000"/>
+          <w:sz w:val="24"/>
+          <w:szCs w:val="24"/>
+        </w:rPr>
+        <w:t xml:space="preserve">CSE0001                              </w:t>
+      </w:r>
+    </w:p>
+    <w:p>
+      <w:pPr>
+        <w:rPr>
+          <w:rFonts w:ascii="Arial" w:hAnsi="Arial" w:cs="Arial"/>
+          <w:b/>
+          <w:bCs/>
+          <w:color w:val="C00000"/>
+          <w:sz w:val="24"/>
+          <w:szCs w:val="24"/>
+        </w:rPr>
+      </w:pPr>
       <w:r>
         <w:rPr>
           <w:rFonts w:ascii="Arial" w:hAnsi="Arial" w:cs="Arial"/>
@@ -324,86 +370,7 @@
           <w:sz w:val="24"/>
           <w:szCs w:val="24"/>
         </w:rPr>
-        <w:t xml:space="preserve"> </w:t>
-      </w:r>
-      <w:r>
-        <w:rPr>
-          <w:rFonts w:ascii="Arial" w:hAnsi="Arial" w:cs="Arial"/>
-          <w:b/>
-          <w:bCs/>
-          <w:color w:val="C00000"/>
-          <w:sz w:val="24"/>
-          <w:szCs w:val="24"/>
-        </w:rPr>
-        <w:t>Computer Science Engineering (CSE)</w:t>
-      </w:r>
-    </w:p>
-    <w:p>
-      <w:pPr>
-        <w:rPr>
-          <w:rFonts w:ascii="Arial" w:hAnsi="Arial" w:cs="Arial"/>
-          <w:b/>
-          <w:bCs/>
-          <w:color w:val="C00000"/>
-          <w:sz w:val="24"/>
-          <w:szCs w:val="24"/>
-        </w:rPr>
-      </w:pPr>
-      <w:r>
-        <w:rPr>
-          <w:rFonts w:ascii="Arial" w:hAnsi="Arial" w:cs="Arial"/>
-          <w:b/>
-          <w:bCs/>
-          <w:color w:val="1F3864" w:themeColor="accent1" w:themeShade="80"/>
-          <w:sz w:val="24"/>
-          <w:szCs w:val="24"/>
-        </w:rPr>
-        <w:t xml:space="preserve">Subject Code – </w:t>
-      </w:r>
-      <w:r>
-        <w:rPr>
-          <w:rFonts w:ascii="Arial" w:hAnsi="Arial" w:cs="Arial"/>
-          <w:b/>
-          <w:bCs/>
-          <w:color w:val="C00000"/>
-          <w:sz w:val="24"/>
-          <w:szCs w:val="24"/>
-        </w:rPr>
-        <w:t xml:space="preserve">CSE0001                              </w:t>
-      </w:r>
-    </w:p>
-    <w:p>
-      <w:pPr>
-        <w:rPr>
-          <w:rFonts w:ascii="Arial" w:hAnsi="Arial" w:cs="Arial"/>
-          <w:b/>
-          <w:bCs/>
-          <w:color w:val="C00000"/>
-          <w:sz w:val="24"/>
-          <w:szCs w:val="24"/>
-        </w:rPr>
-      </w:pPr>
-      <w:r>
-        <w:rPr>
-          <w:rFonts w:ascii="Arial" w:hAnsi="Arial" w:cs="Arial"/>
-          <w:b/>
-          <w:bCs/>
-          <w:color w:val="1F3864" w:themeColor="accent1" w:themeShade="80"/>
-          <w:sz w:val="24"/>
-          <w:szCs w:val="24"/>
-        </w:rPr>
-        <w:t xml:space="preserve">Year </w:t>
-      </w:r>
-      <w:r>
-        <w:rPr>
-          <w:rFonts w:ascii="Arial" w:hAnsi="Arial" w:cs="Arial"/>
-          <w:b/>
-          <w:bCs/>
-          <w:color w:val="1F3864" w:themeColor="accent1" w:themeShade="80"/>
-          <w:sz w:val="24"/>
-          <w:szCs w:val="24"/>
-        </w:rPr>
-        <w:t>–</w:t>
+        <w:t>Year –</w:t>
       </w:r>
       <w:r>
         <w:rPr>
@@ -589,15 +556,7 @@
           <w:sz w:val="24"/>
           <w:szCs w:val="24"/>
         </w:rPr>
-        <w:t>From</w:t>
-      </w:r>
-      <w:r>
-        <w:rPr>
-          <w:rFonts w:ascii="Arial" w:hAnsi="Arial" w:cs="Arial"/>
-          <w:sz w:val="24"/>
-          <w:szCs w:val="24"/>
-        </w:rPr>
-        <w:t xml:space="preserve"> doing this project I have learned a lot about using the internet and how to be safe online. I have also learned how to make an impression on the internet and how to protect myself from bad people online. This project has taught me a lot of skills and it has also helped me become a better digital citizen. I have learned a lot, about </w:t>
+        <w:t xml:space="preserve">From doing this project I have learned a lot about using the internet and how to be safe online. I have also learned how to make an impression on the internet and how to protect myself from bad people online. This project has taught me a lot of skills and it has also helped me become a better digital citizen. I have learned a lot, about </w:t>
       </w:r>
       <w:r>
         <w:rPr>
@@ -640,19 +599,7 @@
           <w:szCs w:val="24"/>
           <w:u w:val="single"/>
         </w:rPr>
-        <w:t>T</w:t>
-      </w:r>
-      <w:r>
-        <w:rPr>
-          <w:rFonts w:ascii="Arial" w:hAnsi="Arial" w:cs="Arial"/>
-          <w:b/>
-          <w:bCs/>
-          <w:color w:val="2F5496" w:themeColor="accent1" w:themeShade="BF"/>
-          <w:sz w:val="24"/>
-          <w:szCs w:val="24"/>
-          <w:u w:val="single"/>
-        </w:rPr>
-        <w:t>ASK 1 – DIGITAL LITERACY AWARENESS INFOGRAPHIC</w:t>
+        <w:t>TASK 1 – DIGITAL LITERACY AWARENESS INFOGRAPHIC</w:t>
       </w:r>
     </w:p>
     <w:p>
@@ -967,23 +914,13 @@
         </w:rPr>
         <w:t xml:space="preserve"> </w:t>
       </w:r>
-      <w:proofErr w:type="gramStart"/>
-      <w:r>
-        <w:rPr>
-          <w:rFonts w:ascii="Arial" w:hAnsi="Arial" w:cs="Arial"/>
-          <w:sz w:val="24"/>
-          <w:szCs w:val="24"/>
-        </w:rPr>
-        <w:t>I</w:t>
-      </w:r>
-      <w:proofErr w:type="gramEnd"/>
-      <w:r>
-        <w:rPr>
-          <w:rFonts w:ascii="Arial" w:hAnsi="Arial" w:cs="Arial"/>
-          <w:sz w:val="24"/>
-          <w:szCs w:val="24"/>
-        </w:rPr>
-        <w:t xml:space="preserve"> made two emails: one asking for time to do an assignment and another saying I want to do an internship.</w:t>
+      <w:r>
+        <w:rPr>
+          <w:rFonts w:ascii="Arial" w:hAnsi="Arial" w:cs="Arial"/>
+          <w:sz w:val="24"/>
+          <w:szCs w:val="24"/>
+        </w:rPr>
+        <w:t>I made two emails: one asking for time to do an assignment and another saying I want to do an internship.</w:t>
       </w:r>
       <w:r>
         <w:rPr>
@@ -1009,23 +946,13 @@
         </w:rPr>
         <w:t xml:space="preserve"> </w:t>
       </w:r>
-      <w:proofErr w:type="gramStart"/>
-      <w:r>
-        <w:rPr>
-          <w:rFonts w:ascii="Arial" w:hAnsi="Arial" w:cs="Arial"/>
-          <w:sz w:val="24"/>
-          <w:szCs w:val="24"/>
-        </w:rPr>
-        <w:t>I</w:t>
-      </w:r>
-      <w:proofErr w:type="gramEnd"/>
-      <w:r>
-        <w:rPr>
-          <w:rFonts w:ascii="Arial" w:hAnsi="Arial" w:cs="Arial"/>
-          <w:sz w:val="24"/>
-          <w:szCs w:val="24"/>
-        </w:rPr>
-        <w:t xml:space="preserve"> found out that if you write emails that're hard to understand or are rude it can cause problems and hurt your relationships with people.</w:t>
+      <w:r>
+        <w:rPr>
+          <w:rFonts w:ascii="Arial" w:hAnsi="Arial" w:cs="Arial"/>
+          <w:sz w:val="24"/>
+          <w:szCs w:val="24"/>
+        </w:rPr>
+        <w:t>I found out that if you write emails that're hard to understand or are rude it can cause problems and hurt your relationships with people.</w:t>
       </w:r>
     </w:p>
     <w:p>
@@ -1068,23 +995,13 @@
         </w:rPr>
         <w:t xml:space="preserve"> </w:t>
       </w:r>
-      <w:proofErr w:type="gramStart"/>
-      <w:r>
-        <w:rPr>
-          <w:rFonts w:ascii="Arial" w:hAnsi="Arial" w:cs="Arial"/>
-          <w:sz w:val="24"/>
-          <w:szCs w:val="24"/>
-        </w:rPr>
-        <w:t>Using</w:t>
-      </w:r>
-      <w:proofErr w:type="gramEnd"/>
-      <w:r>
-        <w:rPr>
-          <w:rFonts w:ascii="Arial" w:hAnsi="Arial" w:cs="Arial"/>
-          <w:sz w:val="24"/>
-          <w:szCs w:val="24"/>
-        </w:rPr>
-        <w:t xml:space="preserve"> a subject and being polite and structuring your email properly can help you talk better to people.</w:t>
+      <w:r>
+        <w:rPr>
+          <w:rFonts w:ascii="Arial" w:hAnsi="Arial" w:cs="Arial"/>
+          <w:sz w:val="24"/>
+          <w:szCs w:val="24"/>
+        </w:rPr>
+        <w:t>Using a subject and being polite and structuring your email properly can help you talk better to people.</w:t>
       </w:r>
       <w:r>
         <w:rPr>
@@ -2757,6 +2674,7 @@
   <w:style w:type="character" w:default="1" w:styleId="DefaultParagraphFont">
     <w:name w:val="Default Paragraph Font"/>
     <w:uiPriority w:val="1"/>
+    <w:semiHidden/>
     <w:unhideWhenUsed/>
   </w:style>
   <w:style w:type="table" w:default="1" w:styleId="TableNormal">
